--- a/01_项目管理/02_光与朽项目/04_开发计划/开发计划-任务和BUG计划.docx
+++ b/01_项目管理/02_光与朽项目/04_开发计划/开发计划-任务和BUG计划.docx
@@ -9929,19 +9929,37 @@
         <w:spacing w:beforeAutospacing="0" w:afterAutospacing="0" w:line="360" w:lineRule="exact"/>
         <w:textAlignment w:val="auto"/>
         <w:rPr>
-          <w:rFonts w:hint="default" w:ascii="sans-serif" w:hAnsi="sans-serif" w:eastAsia="sans-serif" w:cs="sans-serif"/>
-          <w:i w:val="0"/>
-          <w:iCs w:val="0"/>
-          <w:caps w:val="0"/>
-          <w:color w:val="auto"/>
-          <w:spacing w:val="0"/>
-          <w:sz w:val="19"/>
-          <w:szCs w:val="19"/>
-          <w:highlight w:val="red"/>
-          <w:shd w:val="clear" w:color="auto" w:fill="auto"/>
-          <w:lang w:val="en-US" w:eastAsia="zh-CN"/>
-        </w:rPr>
-      </w:pPr>
+          <w:rFonts w:hint="eastAsia" w:ascii="sans-serif" w:hAnsi="sans-serif" w:eastAsia="sans-serif" w:cs="sans-serif"/>
+          <w:i w:val="0"/>
+          <w:iCs w:val="0"/>
+          <w:caps w:val="0"/>
+          <w:color w:val="auto"/>
+          <w:spacing w:val="0"/>
+          <w:kern w:val="0"/>
+          <w:sz w:val="19"/>
+          <w:szCs w:val="19"/>
+          <w:highlight w:val="red"/>
+          <w:shd w:val="clear" w:color="auto" w:fill="auto"/>
+          <w:lang w:val="en-US" w:eastAsia="zh-CN" w:bidi="ar"/>
+        </w:rPr>
+      </w:pPr>
+      <w:r>
+        <w:rPr>
+          <w:rFonts w:hint="eastAsia" w:ascii="sans-serif" w:hAnsi="sans-serif" w:eastAsia="sans-serif" w:cs="sans-serif"/>
+          <w:i w:val="0"/>
+          <w:iCs w:val="0"/>
+          <w:caps w:val="0"/>
+          <w:color w:val="auto"/>
+          <w:spacing w:val="0"/>
+          <w:kern w:val="0"/>
+          <w:sz w:val="19"/>
+          <w:szCs w:val="19"/>
+          <w:highlight w:val="red"/>
+          <w:shd w:val="clear" w:color="auto" w:fill="auto"/>
+          <w:lang w:val="en-US" w:eastAsia="zh-CN" w:bidi="ar"/>
+        </w:rPr>
+        <w:t>新增图纸图标（一种合成货币）</w:t>
+      </w:r>
     </w:p>
     <w:p>
       <w:pPr>
@@ -9967,50 +9985,36 @@
         <w:spacing w:beforeAutospacing="0" w:afterAutospacing="0" w:line="360" w:lineRule="exact"/>
         <w:textAlignment w:val="auto"/>
         <w:rPr>
-          <w:rFonts w:hint="default" w:ascii="sans-serif" w:hAnsi="sans-serif" w:eastAsia="sans-serif" w:cs="sans-serif"/>
-          <w:i w:val="0"/>
-          <w:iCs w:val="0"/>
-          <w:caps w:val="0"/>
-          <w:color w:val="auto"/>
-          <w:spacing w:val="0"/>
-          <w:sz w:val="19"/>
-          <w:szCs w:val="19"/>
-          <w:highlight w:val="none"/>
-          <w:shd w:val="clear" w:color="auto" w:fill="auto"/>
-          <w:lang w:val="en-US" w:eastAsia="zh-CN"/>
-        </w:rPr>
-      </w:pPr>
-      <w:r>
-        <w:rPr>
-          <w:rFonts w:hint="eastAsia" w:ascii="sans-serif" w:hAnsi="sans-serif" w:eastAsia="sans-serif" w:cs="sans-serif"/>
-          <w:i w:val="0"/>
-          <w:iCs w:val="0"/>
-          <w:caps w:val="0"/>
-          <w:color w:val="auto"/>
-          <w:spacing w:val="0"/>
-          <w:sz w:val="19"/>
-          <w:szCs w:val="19"/>
-          <w:highlight w:val="yellow"/>
-          <w:shd w:val="clear" w:color="auto" w:fill="auto"/>
-          <w:lang w:val="en-US" w:eastAsia="zh-CN"/>
-        </w:rPr>
-        <w:t>制作boss冲击特效</w:t>
-      </w:r>
-      <w:r>
-        <w:rPr>
-          <w:rFonts w:hint="eastAsia" w:ascii="sans-serif" w:hAnsi="sans-serif" w:eastAsia="sans-serif" w:cs="sans-serif"/>
-          <w:i w:val="0"/>
-          <w:iCs w:val="0"/>
-          <w:caps w:val="0"/>
-          <w:color w:val="auto"/>
-          <w:spacing w:val="0"/>
-          <w:sz w:val="19"/>
-          <w:szCs w:val="19"/>
-          <w:highlight w:val="none"/>
-          <w:shd w:val="clear" w:color="auto" w:fill="auto"/>
-          <w:lang w:val="en-US" w:eastAsia="zh-CN"/>
-        </w:rPr>
-        <w:t>和角力铁花特效。</w:t>
+          <w:rFonts w:hint="eastAsia" w:ascii="sans-serif" w:hAnsi="sans-serif" w:eastAsia="sans-serif" w:cs="sans-serif"/>
+          <w:i w:val="0"/>
+          <w:iCs w:val="0"/>
+          <w:caps w:val="0"/>
+          <w:color w:val="auto"/>
+          <w:spacing w:val="0"/>
+          <w:kern w:val="0"/>
+          <w:sz w:val="19"/>
+          <w:szCs w:val="19"/>
+          <w:highlight w:val="red"/>
+          <w:shd w:val="clear" w:color="auto" w:fill="auto"/>
+          <w:lang w:val="en-US" w:eastAsia="zh-CN" w:bidi="ar"/>
+        </w:rPr>
+      </w:pPr>
+      <w:r>
+        <w:rPr>
+          <w:rFonts w:hint="eastAsia" w:ascii="sans-serif" w:hAnsi="sans-serif" w:eastAsia="sans-serif" w:cs="sans-serif"/>
+          <w:i w:val="0"/>
+          <w:iCs w:val="0"/>
+          <w:caps w:val="0"/>
+          <w:color w:val="auto"/>
+          <w:spacing w:val="0"/>
+          <w:kern w:val="0"/>
+          <w:sz w:val="19"/>
+          <w:szCs w:val="19"/>
+          <w:highlight w:val="red"/>
+          <w:shd w:val="clear" w:color="auto" w:fill="auto"/>
+          <w:lang w:val="en-US" w:eastAsia="zh-CN" w:bidi="ar"/>
+        </w:rPr>
+        <w:t>完成主界面进入装备界面和科技树界面功能。</w:t>
       </w:r>
     </w:p>
     <w:p>
@@ -10037,34 +10041,36 @@
         <w:spacing w:beforeAutospacing="0" w:afterAutospacing="0" w:line="360" w:lineRule="exact"/>
         <w:textAlignment w:val="auto"/>
         <w:rPr>
-          <w:rFonts w:hint="default" w:ascii="sans-serif" w:hAnsi="sans-serif" w:eastAsia="sans-serif" w:cs="sans-serif"/>
-          <w:i w:val="0"/>
-          <w:iCs w:val="0"/>
-          <w:caps w:val="0"/>
-          <w:color w:val="auto"/>
-          <w:spacing w:val="0"/>
-          <w:sz w:val="19"/>
-          <w:szCs w:val="19"/>
-          <w:highlight w:val="yellow"/>
-          <w:shd w:val="clear" w:color="auto" w:fill="auto"/>
-          <w:lang w:val="en-US" w:eastAsia="zh-CN"/>
-        </w:rPr>
-      </w:pPr>
-      <w:r>
-        <w:rPr>
-          <w:rFonts w:hint="eastAsia" w:ascii="sans-serif" w:hAnsi="sans-serif" w:eastAsia="sans-serif" w:cs="sans-serif"/>
-          <w:i w:val="0"/>
-          <w:iCs w:val="0"/>
-          <w:caps w:val="0"/>
-          <w:color w:val="auto"/>
-          <w:spacing w:val="0"/>
-          <w:sz w:val="19"/>
-          <w:szCs w:val="19"/>
-          <w:highlight w:val="yellow"/>
-          <w:shd w:val="clear" w:color="auto" w:fill="auto"/>
-          <w:lang w:val="en-US" w:eastAsia="zh-CN"/>
-        </w:rPr>
-        <w:t>当boss进入僵直状态，外壳（body02）身体会变透明，导致全身变红的问题。修改这个效果改为眼睛缩小，然后body03在亮红盒暗中之间闪烁。</w:t>
+          <w:rFonts w:hint="eastAsia" w:ascii="sans-serif" w:hAnsi="sans-serif" w:eastAsia="sans-serif" w:cs="sans-serif"/>
+          <w:i w:val="0"/>
+          <w:iCs w:val="0"/>
+          <w:caps w:val="0"/>
+          <w:color w:val="auto"/>
+          <w:spacing w:val="0"/>
+          <w:kern w:val="0"/>
+          <w:sz w:val="19"/>
+          <w:szCs w:val="19"/>
+          <w:highlight w:val="red"/>
+          <w:shd w:val="clear" w:color="auto" w:fill="auto"/>
+          <w:lang w:val="en-US" w:eastAsia="zh-CN" w:bidi="ar"/>
+        </w:rPr>
+      </w:pPr>
+      <w:r>
+        <w:rPr>
+          <w:rFonts w:hint="eastAsia" w:ascii="sans-serif" w:hAnsi="sans-serif" w:eastAsia="sans-serif" w:cs="sans-serif"/>
+          <w:i w:val="0"/>
+          <w:iCs w:val="0"/>
+          <w:caps w:val="0"/>
+          <w:color w:val="auto"/>
+          <w:spacing w:val="0"/>
+          <w:kern w:val="0"/>
+          <w:sz w:val="19"/>
+          <w:szCs w:val="19"/>
+          <w:highlight w:val="red"/>
+          <w:shd w:val="clear" w:color="auto" w:fill="auto"/>
+          <w:lang w:val="en-US" w:eastAsia="zh-CN" w:bidi="ar"/>
+        </w:rPr>
+        <w:t>完成主界面左右选择关卡功能</w:t>
       </w:r>
     </w:p>
     <w:p>
@@ -10091,34 +10097,36 @@
         <w:spacing w:beforeAutospacing="0" w:afterAutospacing="0" w:line="360" w:lineRule="exact"/>
         <w:textAlignment w:val="auto"/>
         <w:rPr>
-          <w:rFonts w:hint="default" w:ascii="sans-serif" w:hAnsi="sans-serif" w:eastAsia="sans-serif" w:cs="sans-serif"/>
-          <w:i w:val="0"/>
-          <w:iCs w:val="0"/>
-          <w:caps w:val="0"/>
-          <w:color w:val="auto"/>
-          <w:spacing w:val="0"/>
-          <w:sz w:val="19"/>
-          <w:szCs w:val="19"/>
-          <w:highlight w:val="magenta"/>
-          <w:shd w:val="clear" w:color="auto" w:fill="auto"/>
-          <w:lang w:val="en-US" w:eastAsia="zh-CN"/>
-        </w:rPr>
-      </w:pPr>
-      <w:r>
-        <w:rPr>
-          <w:rFonts w:hint="eastAsia" w:ascii="sans-serif" w:hAnsi="sans-serif" w:eastAsia="sans-serif" w:cs="sans-serif"/>
-          <w:i w:val="0"/>
-          <w:iCs w:val="0"/>
-          <w:caps w:val="0"/>
-          <w:color w:val="auto"/>
-          <w:spacing w:val="0"/>
-          <w:sz w:val="19"/>
-          <w:szCs w:val="19"/>
-          <w:highlight w:val="magenta"/>
-          <w:shd w:val="clear" w:color="auto" w:fill="auto"/>
-          <w:lang w:val="en-US" w:eastAsia="zh-CN"/>
-        </w:rPr>
-        <w:t>检查所有相关特效的接入。</w:t>
+          <w:rFonts w:hint="eastAsia" w:ascii="sans-serif" w:hAnsi="sans-serif" w:eastAsia="sans-serif" w:cs="sans-serif"/>
+          <w:i w:val="0"/>
+          <w:iCs w:val="0"/>
+          <w:caps w:val="0"/>
+          <w:color w:val="auto"/>
+          <w:spacing w:val="0"/>
+          <w:kern w:val="0"/>
+          <w:sz w:val="19"/>
+          <w:szCs w:val="19"/>
+          <w:highlight w:val="red"/>
+          <w:shd w:val="clear" w:color="auto" w:fill="auto"/>
+          <w:lang w:val="en-US" w:eastAsia="zh-CN" w:bidi="ar"/>
+        </w:rPr>
+      </w:pPr>
+      <w:r>
+        <w:rPr>
+          <w:rFonts w:hint="eastAsia" w:ascii="sans-serif" w:hAnsi="sans-serif" w:eastAsia="sans-serif" w:cs="sans-serif"/>
+          <w:i w:val="0"/>
+          <w:iCs w:val="0"/>
+          <w:caps w:val="0"/>
+          <w:color w:val="auto"/>
+          <w:spacing w:val="0"/>
+          <w:kern w:val="0"/>
+          <w:sz w:val="19"/>
+          <w:szCs w:val="19"/>
+          <w:highlight w:val="red"/>
+          <w:shd w:val="clear" w:color="auto" w:fill="auto"/>
+          <w:lang w:val="en-US" w:eastAsia="zh-CN" w:bidi="ar"/>
+        </w:rPr>
+        <w:t>完成装备界面功能。</w:t>
       </w:r>
     </w:p>
     <w:p>
@@ -10151,28 +10159,30 @@
           <w:caps w:val="0"/>
           <w:color w:val="auto"/>
           <w:spacing w:val="0"/>
-          <w:sz w:val="19"/>
-          <w:szCs w:val="19"/>
-          <w:highlight w:val="red"/>
-          <w:shd w:val="clear" w:color="auto" w:fill="auto"/>
-          <w:lang w:val="en-US" w:eastAsia="zh-CN"/>
-        </w:rPr>
-      </w:pPr>
-      <w:r>
-        <w:rPr>
-          <w:rFonts w:hint="eastAsia" w:ascii="sans-serif" w:hAnsi="sans-serif" w:eastAsia="sans-serif" w:cs="sans-serif"/>
-          <w:i w:val="0"/>
-          <w:iCs w:val="0"/>
-          <w:caps w:val="0"/>
-          <w:color w:val="auto"/>
-          <w:spacing w:val="0"/>
-          <w:sz w:val="19"/>
-          <w:szCs w:val="19"/>
-          <w:highlight w:val="none"/>
-          <w:shd w:val="clear" w:color="auto" w:fill="auto"/>
-          <w:lang w:val="en-US" w:eastAsia="zh-CN"/>
-        </w:rPr>
-        <w:t>优化护盾受击特效的受击点位置产生特效和播放特效。</w:t>
+          <w:kern w:val="0"/>
+          <w:sz w:val="19"/>
+          <w:szCs w:val="19"/>
+          <w:highlight w:val="red"/>
+          <w:shd w:val="clear" w:color="auto" w:fill="auto"/>
+          <w:lang w:val="en-US" w:eastAsia="zh-CN" w:bidi="ar"/>
+        </w:rPr>
+      </w:pPr>
+      <w:r>
+        <w:rPr>
+          <w:rFonts w:hint="eastAsia" w:ascii="sans-serif" w:hAnsi="sans-serif" w:eastAsia="sans-serif" w:cs="sans-serif"/>
+          <w:i w:val="0"/>
+          <w:iCs w:val="0"/>
+          <w:caps w:val="0"/>
+          <w:color w:val="auto"/>
+          <w:spacing w:val="0"/>
+          <w:kern w:val="0"/>
+          <w:sz w:val="19"/>
+          <w:szCs w:val="19"/>
+          <w:highlight w:val="red"/>
+          <w:shd w:val="clear" w:color="auto" w:fill="auto"/>
+          <w:lang w:val="en-US" w:eastAsia="zh-CN" w:bidi="ar"/>
+        </w:rPr>
+        <w:t>骷髅头换掉-微信审核会不过审核。</w:t>
       </w:r>
     </w:p>
     <w:p>
@@ -10205,28 +10215,30 @@
           <w:caps w:val="0"/>
           <w:color w:val="auto"/>
           <w:spacing w:val="0"/>
-          <w:sz w:val="19"/>
-          <w:szCs w:val="19"/>
-          <w:highlight w:val="lightGray"/>
-          <w:shd w:val="clear" w:color="auto" w:fill="auto"/>
-          <w:lang w:val="en-US" w:eastAsia="zh-CN"/>
-        </w:rPr>
-      </w:pPr>
-      <w:r>
-        <w:rPr>
-          <w:rFonts w:hint="eastAsia" w:ascii="sans-serif" w:hAnsi="sans-serif" w:eastAsia="sans-serif" w:cs="sans-serif"/>
-          <w:i w:val="0"/>
-          <w:iCs w:val="0"/>
-          <w:caps w:val="0"/>
-          <w:color w:val="auto"/>
-          <w:spacing w:val="0"/>
-          <w:sz w:val="19"/>
-          <w:szCs w:val="19"/>
-          <w:highlight w:val="lightGray"/>
-          <w:shd w:val="clear" w:color="auto" w:fill="auto"/>
-          <w:lang w:val="en-US" w:eastAsia="zh-CN"/>
-        </w:rPr>
-        <w:t>爆金币效果制作。</w:t>
+          <w:kern w:val="0"/>
+          <w:sz w:val="19"/>
+          <w:szCs w:val="19"/>
+          <w:highlight w:val="red"/>
+          <w:shd w:val="clear" w:color="auto" w:fill="auto"/>
+          <w:lang w:val="en-US" w:eastAsia="zh-CN" w:bidi="ar"/>
+        </w:rPr>
+      </w:pPr>
+      <w:r>
+        <w:rPr>
+          <w:rFonts w:hint="eastAsia" w:ascii="sans-serif" w:hAnsi="sans-serif" w:eastAsia="sans-serif" w:cs="sans-serif"/>
+          <w:i w:val="0"/>
+          <w:iCs w:val="0"/>
+          <w:caps w:val="0"/>
+          <w:color w:val="auto"/>
+          <w:spacing w:val="0"/>
+          <w:kern w:val="0"/>
+          <w:sz w:val="19"/>
+          <w:szCs w:val="19"/>
+          <w:highlight w:val="red"/>
+          <w:shd w:val="clear" w:color="auto" w:fill="auto"/>
+          <w:lang w:val="en-US" w:eastAsia="zh-CN" w:bidi="ar"/>
+        </w:rPr>
+        <w:t>冰冻激光颜色不对</w:t>
       </w:r>
     </w:p>
     <w:p>
@@ -10253,34 +10265,36 @@
         <w:spacing w:beforeAutospacing="0" w:afterAutospacing="0" w:line="360" w:lineRule="exact"/>
         <w:textAlignment w:val="auto"/>
         <w:rPr>
-          <w:rFonts w:hint="default" w:ascii="sans-serif" w:hAnsi="sans-serif" w:eastAsia="sans-serif" w:cs="sans-serif"/>
-          <w:i w:val="0"/>
-          <w:iCs w:val="0"/>
-          <w:caps w:val="0"/>
-          <w:color w:val="auto"/>
-          <w:spacing w:val="0"/>
-          <w:sz w:val="19"/>
-          <w:szCs w:val="19"/>
-          <w:highlight w:val="lightGray"/>
-          <w:shd w:val="clear" w:color="auto" w:fill="auto"/>
-          <w:lang w:val="en-US" w:eastAsia="zh-CN"/>
-        </w:rPr>
-      </w:pPr>
-      <w:r>
-        <w:rPr>
-          <w:rFonts w:hint="eastAsia" w:ascii="sans-serif" w:hAnsi="sans-serif" w:eastAsia="sans-serif" w:cs="sans-serif"/>
-          <w:i w:val="0"/>
-          <w:iCs w:val="0"/>
-          <w:caps w:val="0"/>
-          <w:color w:val="auto"/>
-          <w:spacing w:val="0"/>
-          <w:sz w:val="19"/>
-          <w:szCs w:val="19"/>
-          <w:highlight w:val="lightGray"/>
-          <w:shd w:val="clear" w:color="auto" w:fill="auto"/>
-          <w:lang w:val="en-US" w:eastAsia="zh-CN"/>
-        </w:rPr>
-        <w:t>宝箱怪制作和配置设置。怪物类型里看怎么添加宝箱怪，需要屏幕内随机出现。</w:t>
+          <w:rFonts w:hint="eastAsia" w:ascii="sans-serif" w:hAnsi="sans-serif" w:eastAsia="sans-serif" w:cs="sans-serif"/>
+          <w:i w:val="0"/>
+          <w:iCs w:val="0"/>
+          <w:caps w:val="0"/>
+          <w:color w:val="auto"/>
+          <w:spacing w:val="0"/>
+          <w:kern w:val="0"/>
+          <w:sz w:val="19"/>
+          <w:szCs w:val="19"/>
+          <w:highlight w:val="red"/>
+          <w:shd w:val="clear" w:color="auto" w:fill="auto"/>
+          <w:lang w:val="en-US" w:eastAsia="zh-CN" w:bidi="ar"/>
+        </w:rPr>
+      </w:pPr>
+      <w:r>
+        <w:rPr>
+          <w:rFonts w:hint="eastAsia" w:ascii="sans-serif" w:hAnsi="sans-serif" w:eastAsia="sans-serif" w:cs="sans-serif"/>
+          <w:i w:val="0"/>
+          <w:iCs w:val="0"/>
+          <w:caps w:val="0"/>
+          <w:color w:val="auto"/>
+          <w:spacing w:val="0"/>
+          <w:kern w:val="0"/>
+          <w:sz w:val="19"/>
+          <w:szCs w:val="19"/>
+          <w:highlight w:val="red"/>
+          <w:shd w:val="clear" w:color="auto" w:fill="auto"/>
+          <w:lang w:val="en-US" w:eastAsia="zh-CN" w:bidi="ar"/>
+        </w:rPr>
+        <w:t>暴击优化</w:t>
       </w:r>
     </w:p>
     <w:p>
@@ -10307,34 +10321,36 @@
         <w:spacing w:beforeAutospacing="0" w:afterAutospacing="0" w:line="360" w:lineRule="exact"/>
         <w:textAlignment w:val="auto"/>
         <w:rPr>
-          <w:rFonts w:hint="default" w:ascii="sans-serif" w:hAnsi="sans-serif" w:eastAsia="sans-serif" w:cs="sans-serif"/>
-          <w:i w:val="0"/>
-          <w:iCs w:val="0"/>
-          <w:caps w:val="0"/>
-          <w:color w:val="auto"/>
-          <w:spacing w:val="0"/>
-          <w:sz w:val="19"/>
-          <w:szCs w:val="19"/>
-          <w:highlight w:val="none"/>
-          <w:shd w:val="clear" w:color="auto" w:fill="auto"/>
-          <w:lang w:val="en-US" w:eastAsia="zh-CN"/>
-        </w:rPr>
-      </w:pPr>
-      <w:r>
-        <w:rPr>
-          <w:rFonts w:hint="eastAsia" w:ascii="sans-serif" w:hAnsi="sans-serif" w:eastAsia="sans-serif" w:cs="sans-serif"/>
-          <w:i w:val="0"/>
-          <w:iCs w:val="0"/>
-          <w:caps w:val="0"/>
-          <w:color w:val="auto"/>
-          <w:spacing w:val="0"/>
-          <w:sz w:val="19"/>
-          <w:szCs w:val="19"/>
-          <w:highlight w:val="none"/>
-          <w:shd w:val="clear" w:color="auto" w:fill="auto"/>
-          <w:lang w:val="en-US" w:eastAsia="zh-CN"/>
-        </w:rPr>
-        <w:t>底座和水晶制作闪白shader，并赋予材质球。</w:t>
+          <w:rFonts w:hint="eastAsia" w:ascii="sans-serif" w:hAnsi="sans-serif" w:eastAsia="sans-serif" w:cs="sans-serif"/>
+          <w:i w:val="0"/>
+          <w:iCs w:val="0"/>
+          <w:caps w:val="0"/>
+          <w:color w:val="auto"/>
+          <w:spacing w:val="0"/>
+          <w:kern w:val="0"/>
+          <w:sz w:val="19"/>
+          <w:szCs w:val="19"/>
+          <w:highlight w:val="red"/>
+          <w:shd w:val="clear" w:color="auto" w:fill="auto"/>
+          <w:lang w:val="en-US" w:eastAsia="zh-CN" w:bidi="ar"/>
+        </w:rPr>
+      </w:pPr>
+      <w:r>
+        <w:rPr>
+          <w:rFonts w:hint="eastAsia" w:ascii="sans-serif" w:hAnsi="sans-serif" w:eastAsia="sans-serif" w:cs="sans-serif"/>
+          <w:i w:val="0"/>
+          <w:iCs w:val="0"/>
+          <w:caps w:val="0"/>
+          <w:color w:val="auto"/>
+          <w:spacing w:val="0"/>
+          <w:kern w:val="0"/>
+          <w:sz w:val="19"/>
+          <w:szCs w:val="19"/>
+          <w:highlight w:val="red"/>
+          <w:shd w:val="clear" w:color="auto" w:fill="auto"/>
+          <w:lang w:val="en-US" w:eastAsia="zh-CN" w:bidi="ar"/>
+        </w:rPr>
+        <w:t>无人机空投优化</w:t>
       </w:r>
     </w:p>
     <w:p>
@@ -10361,34 +10377,36 @@
         <w:spacing w:beforeAutospacing="0" w:afterAutospacing="0" w:line="360" w:lineRule="exact"/>
         <w:textAlignment w:val="auto"/>
         <w:rPr>
-          <w:rFonts w:hint="default" w:ascii="sans-serif" w:hAnsi="sans-serif" w:eastAsia="sans-serif" w:cs="sans-serif"/>
-          <w:i w:val="0"/>
-          <w:iCs w:val="0"/>
-          <w:caps w:val="0"/>
-          <w:color w:val="auto"/>
-          <w:spacing w:val="0"/>
-          <w:sz w:val="19"/>
-          <w:szCs w:val="19"/>
-          <w:highlight w:val="lightGray"/>
-          <w:shd w:val="clear" w:color="auto" w:fill="auto"/>
-          <w:lang w:val="en-US" w:eastAsia="zh-CN"/>
-        </w:rPr>
-      </w:pPr>
-      <w:r>
-        <w:rPr>
-          <w:rFonts w:hint="eastAsia" w:ascii="sans-serif" w:hAnsi="sans-serif" w:eastAsia="sans-serif" w:cs="sans-serif"/>
-          <w:i w:val="0"/>
-          <w:iCs w:val="0"/>
-          <w:caps w:val="0"/>
-          <w:color w:val="auto"/>
-          <w:spacing w:val="0"/>
-          <w:sz w:val="19"/>
-          <w:szCs w:val="19"/>
-          <w:highlight w:val="lightGray"/>
-          <w:shd w:val="clear" w:color="auto" w:fill="auto"/>
-          <w:lang w:val="en-US" w:eastAsia="zh-CN"/>
-        </w:rPr>
-        <w:t>新增或者修改一个怪物为远程怪</w:t>
+          <w:rFonts w:hint="eastAsia" w:ascii="sans-serif" w:hAnsi="sans-serif" w:eastAsia="sans-serif" w:cs="sans-serif"/>
+          <w:i w:val="0"/>
+          <w:iCs w:val="0"/>
+          <w:caps w:val="0"/>
+          <w:color w:val="auto"/>
+          <w:spacing w:val="0"/>
+          <w:kern w:val="0"/>
+          <w:sz w:val="19"/>
+          <w:szCs w:val="19"/>
+          <w:highlight w:val="red"/>
+          <w:shd w:val="clear" w:color="auto" w:fill="auto"/>
+          <w:lang w:val="en-US" w:eastAsia="zh-CN" w:bidi="ar"/>
+        </w:rPr>
+      </w:pPr>
+      <w:r>
+        <w:rPr>
+          <w:rFonts w:hint="eastAsia" w:ascii="sans-serif" w:hAnsi="sans-serif" w:eastAsia="sans-serif" w:cs="sans-serif"/>
+          <w:i w:val="0"/>
+          <w:iCs w:val="0"/>
+          <w:caps w:val="0"/>
+          <w:color w:val="auto"/>
+          <w:spacing w:val="0"/>
+          <w:kern w:val="0"/>
+          <w:sz w:val="19"/>
+          <w:szCs w:val="19"/>
+          <w:highlight w:val="red"/>
+          <w:shd w:val="clear" w:color="auto" w:fill="auto"/>
+          <w:lang w:val="en-US" w:eastAsia="zh-CN" w:bidi="ar"/>
+        </w:rPr>
+        <w:t>聚能透镜技能重做，修改为穿透</w:t>
       </w:r>
     </w:p>
     <w:p>
@@ -10415,34 +10433,36 @@
         <w:spacing w:beforeAutospacing="0" w:afterAutospacing="0" w:line="360" w:lineRule="exact"/>
         <w:textAlignment w:val="auto"/>
         <w:rPr>
-          <w:rFonts w:hint="default" w:ascii="sans-serif" w:hAnsi="sans-serif" w:eastAsia="sans-serif" w:cs="sans-serif"/>
-          <w:i w:val="0"/>
-          <w:iCs w:val="0"/>
-          <w:caps w:val="0"/>
-          <w:color w:val="auto"/>
-          <w:spacing w:val="0"/>
-          <w:sz w:val="19"/>
-          <w:szCs w:val="19"/>
-          <w:highlight w:val="lightGray"/>
-          <w:shd w:val="clear" w:color="auto" w:fill="auto"/>
-          <w:lang w:val="en-US" w:eastAsia="zh-CN"/>
-        </w:rPr>
-      </w:pPr>
-      <w:r>
-        <w:rPr>
-          <w:rFonts w:hint="eastAsia" w:ascii="sans-serif" w:hAnsi="sans-serif" w:eastAsia="sans-serif" w:cs="sans-serif"/>
-          <w:i w:val="0"/>
-          <w:iCs w:val="0"/>
-          <w:caps w:val="0"/>
-          <w:color w:val="auto"/>
-          <w:spacing w:val="0"/>
-          <w:sz w:val="19"/>
-          <w:szCs w:val="19"/>
-          <w:highlight w:val="lightGray"/>
-          <w:shd w:val="clear" w:color="auto" w:fill="auto"/>
-          <w:lang w:val="en-US" w:eastAsia="zh-CN"/>
-        </w:rPr>
-        <w:t>修改红激光满级有50%概率引发范围爆炸。</w:t>
+          <w:rFonts w:hint="eastAsia" w:ascii="sans-serif" w:hAnsi="sans-serif" w:eastAsia="sans-serif" w:cs="sans-serif"/>
+          <w:i w:val="0"/>
+          <w:iCs w:val="0"/>
+          <w:caps w:val="0"/>
+          <w:color w:val="auto"/>
+          <w:spacing w:val="0"/>
+          <w:kern w:val="0"/>
+          <w:sz w:val="19"/>
+          <w:szCs w:val="19"/>
+          <w:highlight w:val="red"/>
+          <w:shd w:val="clear" w:color="auto" w:fill="auto"/>
+          <w:lang w:val="en-US" w:eastAsia="zh-CN" w:bidi="ar"/>
+        </w:rPr>
+      </w:pPr>
+      <w:r>
+        <w:rPr>
+          <w:rFonts w:hint="eastAsia" w:ascii="sans-serif" w:hAnsi="sans-serif" w:eastAsia="sans-serif" w:cs="sans-serif"/>
+          <w:i w:val="0"/>
+          <w:iCs w:val="0"/>
+          <w:caps w:val="0"/>
+          <w:color w:val="auto"/>
+          <w:spacing w:val="0"/>
+          <w:kern w:val="0"/>
+          <w:sz w:val="19"/>
+          <w:szCs w:val="19"/>
+          <w:highlight w:val="red"/>
+          <w:shd w:val="clear" w:color="auto" w:fill="auto"/>
+          <w:lang w:val="en-US" w:eastAsia="zh-CN" w:bidi="ar"/>
+        </w:rPr>
+        <w:t>反射技能重做，改为数据传导</w:t>
       </w:r>
     </w:p>
     <w:p>
@@ -10469,50 +10489,36 @@
         <w:spacing w:beforeAutospacing="0" w:afterAutospacing="0" w:line="360" w:lineRule="exact"/>
         <w:textAlignment w:val="auto"/>
         <w:rPr>
-          <w:rFonts w:hint="default" w:ascii="sans-serif" w:hAnsi="sans-serif" w:eastAsia="sans-serif" w:cs="sans-serif"/>
-          <w:i w:val="0"/>
-          <w:iCs w:val="0"/>
-          <w:caps w:val="0"/>
-          <w:color w:val="auto"/>
-          <w:spacing w:val="0"/>
-          <w:sz w:val="19"/>
-          <w:szCs w:val="19"/>
-          <w:highlight w:val="yellow"/>
-          <w:shd w:val="clear" w:color="auto" w:fill="auto"/>
-          <w:lang w:val="en-US" w:eastAsia="zh-CN"/>
-        </w:rPr>
-      </w:pPr>
-      <w:r>
-        <w:rPr>
-          <w:rFonts w:hint="eastAsia" w:ascii="sans-serif" w:hAnsi="sans-serif" w:eastAsia="sans-serif" w:cs="sans-serif"/>
-          <w:i w:val="0"/>
-          <w:iCs w:val="0"/>
-          <w:caps w:val="0"/>
-          <w:color w:val="auto"/>
-          <w:spacing w:val="0"/>
-          <w:sz w:val="19"/>
-          <w:szCs w:val="19"/>
-          <w:highlight w:val="red"/>
-          <w:shd w:val="clear" w:color="auto" w:fill="auto"/>
-          <w:lang w:val="en-US" w:eastAsia="zh-CN"/>
-        </w:rPr>
-        <w:t>怪物被冰冻技能射击LV1-LV4只是微微变蓝色，LV5才会被冰冻，</w:t>
-      </w:r>
-      <w:r>
-        <w:rPr>
-          <w:rFonts w:hint="eastAsia" w:ascii="sans-serif" w:hAnsi="sans-serif" w:eastAsia="sans-serif" w:cs="sans-serif"/>
-          <w:i w:val="0"/>
-          <w:iCs w:val="0"/>
-          <w:caps w:val="0"/>
-          <w:color w:val="auto"/>
-          <w:spacing w:val="0"/>
-          <w:sz w:val="19"/>
-          <w:szCs w:val="19"/>
-          <w:highlight w:val="yellow"/>
-          <w:shd w:val="clear" w:color="auto" w:fill="auto"/>
-          <w:lang w:val="en-US" w:eastAsia="zh-CN"/>
-        </w:rPr>
-        <w:t>冰冻接入冰冻音效</w:t>
+          <w:rFonts w:hint="eastAsia" w:ascii="sans-serif" w:hAnsi="sans-serif" w:eastAsia="sans-serif" w:cs="sans-serif"/>
+          <w:i w:val="0"/>
+          <w:iCs w:val="0"/>
+          <w:caps w:val="0"/>
+          <w:color w:val="auto"/>
+          <w:spacing w:val="0"/>
+          <w:kern w:val="0"/>
+          <w:sz w:val="19"/>
+          <w:szCs w:val="19"/>
+          <w:highlight w:val="red"/>
+          <w:shd w:val="clear" w:color="auto" w:fill="auto"/>
+          <w:lang w:val="en-US" w:eastAsia="zh-CN" w:bidi="ar"/>
+        </w:rPr>
+      </w:pPr>
+      <w:r>
+        <w:rPr>
+          <w:rFonts w:hint="eastAsia" w:ascii="sans-serif" w:hAnsi="sans-serif" w:eastAsia="sans-serif" w:cs="sans-serif"/>
+          <w:i w:val="0"/>
+          <w:iCs w:val="0"/>
+          <w:caps w:val="0"/>
+          <w:color w:val="auto"/>
+          <w:spacing w:val="0"/>
+          <w:kern w:val="0"/>
+          <w:sz w:val="19"/>
+          <w:szCs w:val="19"/>
+          <w:highlight w:val="red"/>
+          <w:shd w:val="clear" w:color="auto" w:fill="auto"/>
+          <w:lang w:val="en-US" w:eastAsia="zh-CN" w:bidi="ar"/>
+        </w:rPr>
+        <w:t>大招系统（新建）</w:t>
       </w:r>
     </w:p>
     <w:p>
@@ -10539,7 +10545,7 @@
         <w:spacing w:beforeAutospacing="0" w:afterAutospacing="0" w:line="360" w:lineRule="exact"/>
         <w:textAlignment w:val="auto"/>
         <w:rPr>
-          <w:rFonts w:hint="default" w:ascii="sans-serif" w:hAnsi="sans-serif" w:eastAsia="sans-serif" w:cs="sans-serif"/>
+          <w:rFonts w:hint="eastAsia" w:ascii="sans-serif" w:hAnsi="sans-serif" w:eastAsia="sans-serif" w:cs="sans-serif"/>
           <w:i w:val="0"/>
           <w:iCs w:val="0"/>
           <w:caps w:val="0"/>
@@ -10548,7 +10554,7 @@
           <w:kern w:val="0"/>
           <w:sz w:val="19"/>
           <w:szCs w:val="19"/>
-          <w:highlight w:val="magenta"/>
+          <w:highlight w:val="red"/>
           <w:shd w:val="clear" w:color="auto" w:fill="auto"/>
           <w:lang w:val="en-US" w:eastAsia="zh-CN" w:bidi="ar"/>
         </w:rPr>
@@ -10561,13 +10567,14 @@
           <w:caps w:val="0"/>
           <w:color w:val="auto"/>
           <w:spacing w:val="0"/>
-          <w:sz w:val="19"/>
-          <w:szCs w:val="19"/>
-          <w:highlight w:val="magenta"/>
-          <w:shd w:val="clear" w:color="auto" w:fill="auto"/>
-          <w:lang w:val="en-US" w:eastAsia="zh-CN"/>
-        </w:rPr>
-        <w:t>调试数值平衡。</w:t>
+          <w:kern w:val="0"/>
+          <w:sz w:val="19"/>
+          <w:szCs w:val="19"/>
+          <w:highlight w:val="red"/>
+          <w:shd w:val="clear" w:color="auto" w:fill="auto"/>
+          <w:lang w:val="en-US" w:eastAsia="zh-CN" w:bidi="ar"/>
+        </w:rPr>
+        <w:t>主界面美术重新设计。</w:t>
       </w:r>
     </w:p>
     <w:p>
@@ -10594,7 +10601,7 @@
         <w:spacing w:beforeAutospacing="0" w:afterAutospacing="0" w:line="360" w:lineRule="exact"/>
         <w:textAlignment w:val="auto"/>
         <w:rPr>
-          <w:rFonts w:hint="default" w:ascii="sans-serif" w:hAnsi="sans-serif" w:eastAsia="sans-serif" w:cs="sans-serif"/>
+          <w:rFonts w:hint="eastAsia" w:ascii="sans-serif" w:hAnsi="sans-serif" w:eastAsia="sans-serif" w:cs="sans-serif"/>
           <w:i w:val="0"/>
           <w:iCs w:val="0"/>
           <w:caps w:val="0"/>
@@ -10603,7 +10610,7 @@
           <w:kern w:val="0"/>
           <w:sz w:val="19"/>
           <w:szCs w:val="19"/>
-          <w:highlight w:val="none"/>
+          <w:highlight w:val="red"/>
           <w:shd w:val="clear" w:color="auto" w:fill="auto"/>
           <w:lang w:val="en-US" w:eastAsia="zh-CN" w:bidi="ar"/>
         </w:rPr>
@@ -10619,11 +10626,11 @@
           <w:kern w:val="0"/>
           <w:sz w:val="19"/>
           <w:szCs w:val="19"/>
-          <w:highlight w:val="none"/>
+          <w:highlight w:val="red"/>
           <w:shd w:val="clear" w:color="auto" w:fill="auto"/>
           <w:lang w:val="en-US" w:eastAsia="zh-CN" w:bidi="ar"/>
         </w:rPr>
-        <w:t>胜利或失败结算页面的伤害或技能计算文字。</w:t>
+        <w:t>新增排行榜美术设计。</w:t>
       </w:r>
     </w:p>
     <w:p>
@@ -10650,7 +10657,7 @@
         <w:spacing w:beforeAutospacing="0" w:afterAutospacing="0" w:line="360" w:lineRule="exact"/>
         <w:textAlignment w:val="auto"/>
         <w:rPr>
-          <w:rFonts w:hint="default" w:ascii="sans-serif" w:hAnsi="sans-serif" w:eastAsia="sans-serif" w:cs="sans-serif"/>
+          <w:rFonts w:hint="eastAsia" w:ascii="sans-serif" w:hAnsi="sans-serif" w:eastAsia="sans-serif" w:cs="sans-serif"/>
           <w:i w:val="0"/>
           <w:iCs w:val="0"/>
           <w:caps w:val="0"/>
@@ -10659,7 +10666,7 @@
           <w:kern w:val="0"/>
           <w:sz w:val="19"/>
           <w:szCs w:val="19"/>
-          <w:highlight w:val="yellow"/>
+          <w:highlight w:val="red"/>
           <w:shd w:val="clear" w:color="auto" w:fill="auto"/>
           <w:lang w:val="en-US" w:eastAsia="zh-CN" w:bidi="ar"/>
         </w:rPr>
@@ -10675,11 +10682,11 @@
           <w:kern w:val="0"/>
           <w:sz w:val="19"/>
           <w:szCs w:val="19"/>
-          <w:highlight w:val="yellow"/>
+          <w:highlight w:val="red"/>
           <w:shd w:val="clear" w:color="auto" w:fill="auto"/>
           <w:lang w:val="en-US" w:eastAsia="zh-CN" w:bidi="ar"/>
         </w:rPr>
-        <w:t>去掉log日志，然后安卓打包测试。</w:t>
+        <w:t>新增科技界面美术设计。</w:t>
       </w:r>
     </w:p>
     <w:p>
@@ -10712,31 +10719,13 @@
           <w:caps w:val="0"/>
           <w:color w:val="auto"/>
           <w:spacing w:val="0"/>
-          <w:kern w:val="0"/>
-          <w:sz w:val="19"/>
-          <w:szCs w:val="19"/>
-          <w:highlight w:val="none"/>
-          <w:shd w:val="clear" w:color="auto" w:fill="auto"/>
-          <w:lang w:val="en-US" w:eastAsia="zh-CN" w:bidi="ar"/>
-        </w:rPr>
-      </w:pPr>
-      <w:r>
-        <w:rPr>
-          <w:rFonts w:hint="eastAsia" w:ascii="sans-serif" w:hAnsi="sans-serif" w:eastAsia="sans-serif" w:cs="sans-serif"/>
-          <w:i w:val="0"/>
-          <w:iCs w:val="0"/>
-          <w:caps w:val="0"/>
-          <w:color w:val="auto"/>
-          <w:spacing w:val="0"/>
-          <w:kern w:val="0"/>
-          <w:sz w:val="19"/>
-          <w:szCs w:val="19"/>
-          <w:highlight w:val="none"/>
-          <w:shd w:val="clear" w:color="auto" w:fill="auto"/>
-          <w:lang w:val="en-US" w:eastAsia="zh-CN" w:bidi="ar"/>
-        </w:rPr>
-        <w:t>查看升级特效是否添加</w:t>
-      </w:r>
+          <w:sz w:val="19"/>
+          <w:szCs w:val="19"/>
+          <w:highlight w:val="red"/>
+          <w:shd w:val="clear" w:color="auto" w:fill="auto"/>
+          <w:lang w:val="en-US" w:eastAsia="zh-CN"/>
+        </w:rPr>
+      </w:pPr>
     </w:p>
     <w:p>
       <w:pPr>
@@ -10768,30 +10757,44 @@
           <w:caps w:val="0"/>
           <w:color w:val="auto"/>
           <w:spacing w:val="0"/>
-          <w:kern w:val="0"/>
-          <w:sz w:val="19"/>
-          <w:szCs w:val="19"/>
-          <w:highlight w:val="lightGray"/>
-          <w:shd w:val="clear" w:color="auto" w:fill="auto"/>
-          <w:lang w:val="en-US" w:eastAsia="zh-CN" w:bidi="ar"/>
-        </w:rPr>
-      </w:pPr>
-      <w:r>
-        <w:rPr>
-          <w:rFonts w:hint="eastAsia" w:ascii="sans-serif" w:hAnsi="sans-serif" w:eastAsia="sans-serif" w:cs="sans-serif"/>
-          <w:i w:val="0"/>
-          <w:iCs w:val="0"/>
-          <w:caps w:val="0"/>
-          <w:color w:val="auto"/>
-          <w:spacing w:val="0"/>
-          <w:kern w:val="0"/>
-          <w:sz w:val="19"/>
-          <w:szCs w:val="19"/>
-          <w:highlight w:val="lightGray"/>
-          <w:shd w:val="clear" w:color="auto" w:fill="auto"/>
-          <w:lang w:val="en-US" w:eastAsia="zh-CN" w:bidi="ar"/>
-        </w:rPr>
-        <w:t>现在的boss除了砸，也就是野蛮冲撞能给玩家带来伤害，其它的技能都不能伤害到玩家，是否需要修复或者平衡这个问题？</w:t>
+          <w:sz w:val="19"/>
+          <w:szCs w:val="19"/>
+          <w:highlight w:val="none"/>
+          <w:shd w:val="clear" w:color="auto" w:fill="auto"/>
+          <w:lang w:val="en-US" w:eastAsia="zh-CN"/>
+        </w:rPr>
+      </w:pPr>
+      <w:r>
+        <w:rPr>
+          <w:rFonts w:hint="eastAsia" w:ascii="sans-serif" w:hAnsi="sans-serif" w:eastAsia="sans-serif" w:cs="sans-serif"/>
+          <w:i w:val="0"/>
+          <w:iCs w:val="0"/>
+          <w:caps w:val="0"/>
+          <w:color w:val="auto"/>
+          <w:spacing w:val="0"/>
+          <w:sz w:val="19"/>
+          <w:szCs w:val="19"/>
+          <w:highlight w:val="yellow"/>
+          <w:shd w:val="clear" w:color="auto" w:fill="auto"/>
+          <w:lang w:val="en-US" w:eastAsia="zh-CN"/>
+        </w:rPr>
+        <w:t>制作boss冲击特效</w:t>
+      </w:r>
+      <w:r>
+        <w:rPr>
+          <w:rFonts w:hint="eastAsia" w:ascii="sans-serif" w:hAnsi="sans-serif" w:eastAsia="sans-serif" w:cs="sans-serif"/>
+          <w:i w:val="0"/>
+          <w:iCs w:val="0"/>
+          <w:caps w:val="0"/>
+          <w:color w:val="auto"/>
+          <w:spacing w:val="0"/>
+          <w:sz w:val="19"/>
+          <w:szCs w:val="19"/>
+          <w:highlight w:val="none"/>
+          <w:shd w:val="clear" w:color="auto" w:fill="auto"/>
+          <w:lang w:val="en-US" w:eastAsia="zh-CN"/>
+        </w:rPr>
+        <w:t>和角力铁花特效。</w:t>
       </w:r>
     </w:p>
     <w:p>
@@ -10824,30 +10827,28 @@
           <w:caps w:val="0"/>
           <w:color w:val="auto"/>
           <w:spacing w:val="0"/>
-          <w:kern w:val="0"/>
-          <w:sz w:val="19"/>
-          <w:szCs w:val="19"/>
-          <w:highlight w:val="none"/>
-          <w:shd w:val="clear" w:color="auto" w:fill="auto"/>
-          <w:lang w:val="en-US" w:eastAsia="zh-CN" w:bidi="ar"/>
-        </w:rPr>
-      </w:pPr>
-      <w:r>
-        <w:rPr>
-          <w:rFonts w:hint="eastAsia" w:ascii="sans-serif" w:hAnsi="sans-serif" w:eastAsia="sans-serif" w:cs="sans-serif"/>
-          <w:i w:val="0"/>
-          <w:iCs w:val="0"/>
-          <w:caps w:val="0"/>
-          <w:color w:val="auto"/>
-          <w:spacing w:val="0"/>
-          <w:kern w:val="0"/>
-          <w:sz w:val="19"/>
-          <w:szCs w:val="19"/>
-          <w:highlight w:val="none"/>
-          <w:shd w:val="clear" w:color="auto" w:fill="auto"/>
-          <w:lang w:val="en-US" w:eastAsia="zh-CN" w:bidi="ar"/>
-        </w:rPr>
-        <w:t>添加log日志系统，可以手动开启或关闭log日志。</w:t>
+          <w:sz w:val="19"/>
+          <w:szCs w:val="19"/>
+          <w:highlight w:val="yellow"/>
+          <w:shd w:val="clear" w:color="auto" w:fill="auto"/>
+          <w:lang w:val="en-US" w:eastAsia="zh-CN"/>
+        </w:rPr>
+      </w:pPr>
+      <w:r>
+        <w:rPr>
+          <w:rFonts w:hint="eastAsia" w:ascii="sans-serif" w:hAnsi="sans-serif" w:eastAsia="sans-serif" w:cs="sans-serif"/>
+          <w:i w:val="0"/>
+          <w:iCs w:val="0"/>
+          <w:caps w:val="0"/>
+          <w:color w:val="auto"/>
+          <w:spacing w:val="0"/>
+          <w:sz w:val="19"/>
+          <w:szCs w:val="19"/>
+          <w:highlight w:val="yellow"/>
+          <w:shd w:val="clear" w:color="auto" w:fill="auto"/>
+          <w:lang w:val="en-US" w:eastAsia="zh-CN"/>
+        </w:rPr>
+        <w:t>当boss进入僵直状态，外壳（body02）身体会变透明，导致全身变红的问题。修改这个效果改为眼睛缩小，然后body03在亮红盒暗中之间闪烁。</w:t>
       </w:r>
     </w:p>
     <w:p>
@@ -10880,30 +10881,28 @@
           <w:caps w:val="0"/>
           <w:color w:val="auto"/>
           <w:spacing w:val="0"/>
-          <w:kern w:val="0"/>
-          <w:sz w:val="19"/>
-          <w:szCs w:val="19"/>
-          <w:highlight w:val="none"/>
-          <w:shd w:val="clear" w:color="auto" w:fill="auto"/>
-          <w:lang w:val="en-US" w:eastAsia="zh-CN" w:bidi="ar"/>
-        </w:rPr>
-      </w:pPr>
-      <w:r>
-        <w:rPr>
-          <w:rFonts w:hint="eastAsia" w:ascii="sans-serif" w:hAnsi="sans-serif" w:eastAsia="sans-serif" w:cs="sans-serif"/>
-          <w:i w:val="0"/>
-          <w:iCs w:val="0"/>
-          <w:caps w:val="0"/>
-          <w:color w:val="auto"/>
-          <w:spacing w:val="0"/>
-          <w:kern w:val="0"/>
-          <w:sz w:val="19"/>
-          <w:szCs w:val="19"/>
-          <w:highlight w:val="none"/>
-          <w:shd w:val="clear" w:color="auto" w:fill="auto"/>
-          <w:lang w:val="en-US" w:eastAsia="zh-CN" w:bidi="ar"/>
-        </w:rPr>
-        <w:t>制作启动游戏背景图。</w:t>
+          <w:sz w:val="19"/>
+          <w:szCs w:val="19"/>
+          <w:highlight w:val="magenta"/>
+          <w:shd w:val="clear" w:color="auto" w:fill="auto"/>
+          <w:lang w:val="en-US" w:eastAsia="zh-CN"/>
+        </w:rPr>
+      </w:pPr>
+      <w:r>
+        <w:rPr>
+          <w:rFonts w:hint="eastAsia" w:ascii="sans-serif" w:hAnsi="sans-serif" w:eastAsia="sans-serif" w:cs="sans-serif"/>
+          <w:i w:val="0"/>
+          <w:iCs w:val="0"/>
+          <w:caps w:val="0"/>
+          <w:color w:val="auto"/>
+          <w:spacing w:val="0"/>
+          <w:sz w:val="19"/>
+          <w:szCs w:val="19"/>
+          <w:highlight w:val="magenta"/>
+          <w:shd w:val="clear" w:color="auto" w:fill="auto"/>
+          <w:lang w:val="en-US" w:eastAsia="zh-CN"/>
+        </w:rPr>
+        <w:t>检查所有相关特效的接入。</w:t>
       </w:r>
     </w:p>
     <w:p>
@@ -10936,30 +10935,28 @@
           <w:caps w:val="0"/>
           <w:color w:val="auto"/>
           <w:spacing w:val="0"/>
-          <w:kern w:val="0"/>
-          <w:sz w:val="19"/>
-          <w:szCs w:val="19"/>
-          <w:highlight w:val="red"/>
-          <w:shd w:val="clear" w:color="auto" w:fill="auto"/>
-          <w:lang w:val="en-US" w:eastAsia="zh-CN" w:bidi="ar"/>
-        </w:rPr>
-      </w:pPr>
-      <w:r>
-        <w:rPr>
-          <w:rFonts w:hint="eastAsia" w:ascii="sans-serif" w:hAnsi="sans-serif" w:eastAsia="sans-serif" w:cs="sans-serif"/>
-          <w:i w:val="0"/>
-          <w:iCs w:val="0"/>
-          <w:caps w:val="0"/>
-          <w:color w:val="auto"/>
-          <w:spacing w:val="0"/>
-          <w:kern w:val="0"/>
-          <w:sz w:val="19"/>
-          <w:szCs w:val="19"/>
-          <w:highlight w:val="red"/>
-          <w:shd w:val="clear" w:color="auto" w:fill="auto"/>
-          <w:lang w:val="en-US" w:eastAsia="zh-CN" w:bidi="ar"/>
-        </w:rPr>
-        <w:t>骷髅头换掉-微信审核会不过审核。</w:t>
+          <w:sz w:val="19"/>
+          <w:szCs w:val="19"/>
+          <w:highlight w:val="red"/>
+          <w:shd w:val="clear" w:color="auto" w:fill="auto"/>
+          <w:lang w:val="en-US" w:eastAsia="zh-CN"/>
+        </w:rPr>
+      </w:pPr>
+      <w:r>
+        <w:rPr>
+          <w:rFonts w:hint="eastAsia" w:ascii="sans-serif" w:hAnsi="sans-serif" w:eastAsia="sans-serif" w:cs="sans-serif"/>
+          <w:i w:val="0"/>
+          <w:iCs w:val="0"/>
+          <w:caps w:val="0"/>
+          <w:color w:val="auto"/>
+          <w:spacing w:val="0"/>
+          <w:sz w:val="19"/>
+          <w:szCs w:val="19"/>
+          <w:highlight w:val="none"/>
+          <w:shd w:val="clear" w:color="auto" w:fill="auto"/>
+          <w:lang w:val="en-US" w:eastAsia="zh-CN"/>
+        </w:rPr>
+        <w:t>优化护盾受击特效的受击点位置产生特效和播放特效。</w:t>
       </w:r>
     </w:p>
     <w:p>
@@ -10992,30 +10989,28 @@
           <w:caps w:val="0"/>
           <w:color w:val="auto"/>
           <w:spacing w:val="0"/>
-          <w:kern w:val="0"/>
-          <w:sz w:val="19"/>
-          <w:szCs w:val="19"/>
-          <w:highlight w:val="none"/>
-          <w:shd w:val="clear" w:color="auto" w:fill="auto"/>
-          <w:lang w:val="en-US" w:eastAsia="zh-CN" w:bidi="ar"/>
-        </w:rPr>
-      </w:pPr>
-      <w:r>
-        <w:rPr>
-          <w:rFonts w:hint="eastAsia" w:ascii="sans-serif" w:hAnsi="sans-serif" w:eastAsia="sans-serif" w:cs="sans-serif"/>
-          <w:i w:val="0"/>
-          <w:iCs w:val="0"/>
-          <w:caps w:val="0"/>
-          <w:color w:val="auto"/>
-          <w:spacing w:val="0"/>
-          <w:kern w:val="0"/>
-          <w:sz w:val="19"/>
-          <w:szCs w:val="19"/>
-          <w:highlight w:val="none"/>
-          <w:shd w:val="clear" w:color="auto" w:fill="auto"/>
-          <w:lang w:val="en-US" w:eastAsia="zh-CN" w:bidi="ar"/>
-        </w:rPr>
-        <w:t xml:space="preserve">完善体力值恢复。 </w:t>
+          <w:sz w:val="19"/>
+          <w:szCs w:val="19"/>
+          <w:highlight w:val="lightGray"/>
+          <w:shd w:val="clear" w:color="auto" w:fill="auto"/>
+          <w:lang w:val="en-US" w:eastAsia="zh-CN"/>
+        </w:rPr>
+      </w:pPr>
+      <w:r>
+        <w:rPr>
+          <w:rFonts w:hint="eastAsia" w:ascii="sans-serif" w:hAnsi="sans-serif" w:eastAsia="sans-serif" w:cs="sans-serif"/>
+          <w:i w:val="0"/>
+          <w:iCs w:val="0"/>
+          <w:caps w:val="0"/>
+          <w:color w:val="auto"/>
+          <w:spacing w:val="0"/>
+          <w:sz w:val="19"/>
+          <w:szCs w:val="19"/>
+          <w:highlight w:val="lightGray"/>
+          <w:shd w:val="clear" w:color="auto" w:fill="auto"/>
+          <w:lang w:val="en-US" w:eastAsia="zh-CN"/>
+        </w:rPr>
+        <w:t>爆金币效果制作。</w:t>
       </w:r>
     </w:p>
     <w:p>
@@ -11048,30 +11043,28 @@
           <w:caps w:val="0"/>
           <w:color w:val="auto"/>
           <w:spacing w:val="0"/>
-          <w:kern w:val="0"/>
-          <w:sz w:val="19"/>
-          <w:szCs w:val="19"/>
-          <w:highlight w:val="red"/>
-          <w:shd w:val="clear" w:color="auto" w:fill="auto"/>
-          <w:lang w:val="en-US" w:eastAsia="zh-CN" w:bidi="ar"/>
-        </w:rPr>
-      </w:pPr>
-      <w:r>
-        <w:rPr>
-          <w:rFonts w:hint="eastAsia" w:ascii="sans-serif" w:hAnsi="sans-serif" w:eastAsia="sans-serif" w:cs="sans-serif"/>
-          <w:i w:val="0"/>
-          <w:iCs w:val="0"/>
-          <w:caps w:val="0"/>
-          <w:color w:val="auto"/>
-          <w:spacing w:val="0"/>
-          <w:kern w:val="0"/>
-          <w:sz w:val="19"/>
-          <w:szCs w:val="19"/>
-          <w:highlight w:val="red"/>
-          <w:shd w:val="clear" w:color="auto" w:fill="auto"/>
-          <w:lang w:val="en-US" w:eastAsia="zh-CN" w:bidi="ar"/>
-        </w:rPr>
-        <w:t>冰冻激光颜色不对</w:t>
+          <w:sz w:val="19"/>
+          <w:szCs w:val="19"/>
+          <w:highlight w:val="lightGray"/>
+          <w:shd w:val="clear" w:color="auto" w:fill="auto"/>
+          <w:lang w:val="en-US" w:eastAsia="zh-CN"/>
+        </w:rPr>
+      </w:pPr>
+      <w:r>
+        <w:rPr>
+          <w:rFonts w:hint="eastAsia" w:ascii="sans-serif" w:hAnsi="sans-serif" w:eastAsia="sans-serif" w:cs="sans-serif"/>
+          <w:i w:val="0"/>
+          <w:iCs w:val="0"/>
+          <w:caps w:val="0"/>
+          <w:color w:val="auto"/>
+          <w:spacing w:val="0"/>
+          <w:sz w:val="19"/>
+          <w:szCs w:val="19"/>
+          <w:highlight w:val="lightGray"/>
+          <w:shd w:val="clear" w:color="auto" w:fill="auto"/>
+          <w:lang w:val="en-US" w:eastAsia="zh-CN"/>
+        </w:rPr>
+        <w:t>宝箱怪制作和配置设置。怪物类型里看怎么添加宝箱怪，需要屏幕内随机出现。</w:t>
       </w:r>
     </w:p>
     <w:p>
@@ -11104,30 +11097,28 @@
           <w:caps w:val="0"/>
           <w:color w:val="auto"/>
           <w:spacing w:val="0"/>
-          <w:kern w:val="0"/>
           <w:sz w:val="19"/>
           <w:szCs w:val="19"/>
           <w:highlight w:val="none"/>
           <w:shd w:val="clear" w:color="auto" w:fill="auto"/>
-          <w:lang w:val="en-US" w:eastAsia="zh-CN" w:bidi="ar"/>
-        </w:rPr>
-      </w:pPr>
-      <w:r>
-        <w:rPr>
-          <w:rFonts w:hint="eastAsia" w:ascii="sans-serif" w:hAnsi="sans-serif" w:eastAsia="sans-serif" w:cs="sans-serif"/>
-          <w:i w:val="0"/>
-          <w:iCs w:val="0"/>
-          <w:caps w:val="0"/>
-          <w:color w:val="auto"/>
-          <w:spacing w:val="0"/>
-          <w:kern w:val="0"/>
+          <w:lang w:val="en-US" w:eastAsia="zh-CN"/>
+        </w:rPr>
+      </w:pPr>
+      <w:r>
+        <w:rPr>
+          <w:rFonts w:hint="eastAsia" w:ascii="sans-serif" w:hAnsi="sans-serif" w:eastAsia="sans-serif" w:cs="sans-serif"/>
+          <w:i w:val="0"/>
+          <w:iCs w:val="0"/>
+          <w:caps w:val="0"/>
+          <w:color w:val="auto"/>
+          <w:spacing w:val="0"/>
           <w:sz w:val="19"/>
           <w:szCs w:val="19"/>
           <w:highlight w:val="none"/>
           <w:shd w:val="clear" w:color="auto" w:fill="auto"/>
-          <w:lang w:val="en-US" w:eastAsia="zh-CN" w:bidi="ar"/>
-        </w:rPr>
-        <w:t>增加手机内相关震动效果。</w:t>
+          <w:lang w:val="en-US" w:eastAsia="zh-CN"/>
+        </w:rPr>
+        <w:t>底座和水晶制作闪白shader，并赋予材质球。</w:t>
       </w:r>
     </w:p>
     <w:p>
@@ -11160,30 +11151,28 @@
           <w:caps w:val="0"/>
           <w:color w:val="auto"/>
           <w:spacing w:val="0"/>
-          <w:kern w:val="0"/>
-          <w:sz w:val="19"/>
-          <w:szCs w:val="19"/>
-          <w:highlight w:val="none"/>
-          <w:shd w:val="clear" w:color="auto" w:fill="auto"/>
-          <w:lang w:val="en-US" w:eastAsia="zh-CN" w:bidi="ar"/>
-        </w:rPr>
-      </w:pPr>
-      <w:r>
-        <w:rPr>
-          <w:rFonts w:hint="eastAsia" w:ascii="sans-serif" w:hAnsi="sans-serif" w:eastAsia="sans-serif" w:cs="sans-serif"/>
-          <w:i w:val="0"/>
-          <w:iCs w:val="0"/>
-          <w:caps w:val="0"/>
-          <w:color w:val="auto"/>
-          <w:spacing w:val="0"/>
-          <w:kern w:val="0"/>
-          <w:sz w:val="19"/>
-          <w:szCs w:val="19"/>
-          <w:highlight w:val="none"/>
-          <w:shd w:val="clear" w:color="auto" w:fill="auto"/>
-          <w:lang w:val="en-US" w:eastAsia="zh-CN" w:bidi="ar"/>
-        </w:rPr>
-        <w:t>增加一个虚拟摇杆</w:t>
+          <w:sz w:val="19"/>
+          <w:szCs w:val="19"/>
+          <w:highlight w:val="lightGray"/>
+          <w:shd w:val="clear" w:color="auto" w:fill="auto"/>
+          <w:lang w:val="en-US" w:eastAsia="zh-CN"/>
+        </w:rPr>
+      </w:pPr>
+      <w:r>
+        <w:rPr>
+          <w:rFonts w:hint="eastAsia" w:ascii="sans-serif" w:hAnsi="sans-serif" w:eastAsia="sans-serif" w:cs="sans-serif"/>
+          <w:i w:val="0"/>
+          <w:iCs w:val="0"/>
+          <w:caps w:val="0"/>
+          <w:color w:val="auto"/>
+          <w:spacing w:val="0"/>
+          <w:sz w:val="19"/>
+          <w:szCs w:val="19"/>
+          <w:highlight w:val="lightGray"/>
+          <w:shd w:val="clear" w:color="auto" w:fill="auto"/>
+          <w:lang w:val="en-US" w:eastAsia="zh-CN"/>
+        </w:rPr>
+        <w:t>新增或者修改一个怪物为远程怪</w:t>
       </w:r>
     </w:p>
     <w:p>
@@ -11210,36 +11199,34 @@
         <w:spacing w:beforeAutospacing="0" w:afterAutospacing="0" w:line="360" w:lineRule="exact"/>
         <w:textAlignment w:val="auto"/>
         <w:rPr>
-          <w:rFonts w:hint="eastAsia" w:ascii="sans-serif" w:hAnsi="sans-serif" w:eastAsia="sans-serif" w:cs="sans-serif"/>
-          <w:i w:val="0"/>
-          <w:iCs w:val="0"/>
-          <w:caps w:val="0"/>
-          <w:color w:val="auto"/>
-          <w:spacing w:val="0"/>
-          <w:kern w:val="0"/>
-          <w:sz w:val="19"/>
-          <w:szCs w:val="19"/>
-          <w:highlight w:val="none"/>
-          <w:shd w:val="clear" w:color="auto" w:fill="auto"/>
-          <w:lang w:val="en-US" w:eastAsia="zh-CN" w:bidi="ar"/>
-        </w:rPr>
-      </w:pPr>
-      <w:r>
-        <w:rPr>
-          <w:rFonts w:hint="eastAsia" w:ascii="sans-serif" w:hAnsi="sans-serif" w:eastAsia="sans-serif" w:cs="sans-serif"/>
-          <w:i w:val="0"/>
-          <w:iCs w:val="0"/>
-          <w:caps w:val="0"/>
-          <w:color w:val="auto"/>
-          <w:spacing w:val="0"/>
-          <w:kern w:val="0"/>
-          <w:sz w:val="19"/>
-          <w:szCs w:val="19"/>
-          <w:highlight w:val="none"/>
-          <w:shd w:val="clear" w:color="auto" w:fill="auto"/>
-          <w:lang w:val="en-US" w:eastAsia="zh-CN" w:bidi="ar"/>
-        </w:rPr>
-        <w:t>数值膨胀（DPS、怪物血量）</w:t>
+          <w:rFonts w:hint="default" w:ascii="sans-serif" w:hAnsi="sans-serif" w:eastAsia="sans-serif" w:cs="sans-serif"/>
+          <w:i w:val="0"/>
+          <w:iCs w:val="0"/>
+          <w:caps w:val="0"/>
+          <w:color w:val="auto"/>
+          <w:spacing w:val="0"/>
+          <w:sz w:val="19"/>
+          <w:szCs w:val="19"/>
+          <w:highlight w:val="lightGray"/>
+          <w:shd w:val="clear" w:color="auto" w:fill="auto"/>
+          <w:lang w:val="en-US" w:eastAsia="zh-CN"/>
+        </w:rPr>
+      </w:pPr>
+      <w:r>
+        <w:rPr>
+          <w:rFonts w:hint="eastAsia" w:ascii="sans-serif" w:hAnsi="sans-serif" w:eastAsia="sans-serif" w:cs="sans-serif"/>
+          <w:i w:val="0"/>
+          <w:iCs w:val="0"/>
+          <w:caps w:val="0"/>
+          <w:color w:val="auto"/>
+          <w:spacing w:val="0"/>
+          <w:sz w:val="19"/>
+          <w:szCs w:val="19"/>
+          <w:highlight w:val="lightGray"/>
+          <w:shd w:val="clear" w:color="auto" w:fill="auto"/>
+          <w:lang w:val="en-US" w:eastAsia="zh-CN"/>
+        </w:rPr>
+        <w:t>修改红激光满级有50%概率引发范围爆炸。</w:t>
       </w:r>
     </w:p>
     <w:p>
@@ -11266,36 +11253,50 @@
         <w:spacing w:beforeAutospacing="0" w:afterAutospacing="0" w:line="360" w:lineRule="exact"/>
         <w:textAlignment w:val="auto"/>
         <w:rPr>
-          <w:rFonts w:hint="eastAsia" w:ascii="sans-serif" w:hAnsi="sans-serif" w:eastAsia="sans-serif" w:cs="sans-serif"/>
-          <w:i w:val="0"/>
-          <w:iCs w:val="0"/>
-          <w:caps w:val="0"/>
-          <w:color w:val="auto"/>
-          <w:spacing w:val="0"/>
-          <w:kern w:val="0"/>
-          <w:sz w:val="19"/>
-          <w:szCs w:val="19"/>
-          <w:highlight w:val="red"/>
-          <w:shd w:val="clear" w:color="auto" w:fill="auto"/>
-          <w:lang w:val="en-US" w:eastAsia="zh-CN" w:bidi="ar"/>
-        </w:rPr>
-      </w:pPr>
-      <w:r>
-        <w:rPr>
-          <w:rFonts w:hint="eastAsia" w:ascii="sans-serif" w:hAnsi="sans-serif" w:eastAsia="sans-serif" w:cs="sans-serif"/>
-          <w:i w:val="0"/>
-          <w:iCs w:val="0"/>
-          <w:caps w:val="0"/>
-          <w:color w:val="auto"/>
-          <w:spacing w:val="0"/>
-          <w:kern w:val="0"/>
-          <w:sz w:val="19"/>
-          <w:szCs w:val="19"/>
-          <w:highlight w:val="red"/>
-          <w:shd w:val="clear" w:color="auto" w:fill="auto"/>
-          <w:lang w:val="en-US" w:eastAsia="zh-CN" w:bidi="ar"/>
-        </w:rPr>
-        <w:t>暴击优化</w:t>
+          <w:rFonts w:hint="default" w:ascii="sans-serif" w:hAnsi="sans-serif" w:eastAsia="sans-serif" w:cs="sans-serif"/>
+          <w:i w:val="0"/>
+          <w:iCs w:val="0"/>
+          <w:caps w:val="0"/>
+          <w:color w:val="auto"/>
+          <w:spacing w:val="0"/>
+          <w:sz w:val="19"/>
+          <w:szCs w:val="19"/>
+          <w:highlight w:val="yellow"/>
+          <w:shd w:val="clear" w:color="auto" w:fill="auto"/>
+          <w:lang w:val="en-US" w:eastAsia="zh-CN"/>
+        </w:rPr>
+      </w:pPr>
+      <w:r>
+        <w:rPr>
+          <w:rFonts w:hint="eastAsia" w:ascii="sans-serif" w:hAnsi="sans-serif" w:eastAsia="sans-serif" w:cs="sans-serif"/>
+          <w:i w:val="0"/>
+          <w:iCs w:val="0"/>
+          <w:caps w:val="0"/>
+          <w:color w:val="auto"/>
+          <w:spacing w:val="0"/>
+          <w:sz w:val="19"/>
+          <w:szCs w:val="19"/>
+          <w:highlight w:val="red"/>
+          <w:shd w:val="clear" w:color="auto" w:fill="auto"/>
+          <w:lang w:val="en-US" w:eastAsia="zh-CN"/>
+        </w:rPr>
+        <w:t>怪物被冰冻技能射击LV1-LV4只是微微变蓝色，LV5才会被冰冻，</w:t>
+      </w:r>
+      <w:r>
+        <w:rPr>
+          <w:rFonts w:hint="eastAsia" w:ascii="sans-serif" w:hAnsi="sans-serif" w:eastAsia="sans-serif" w:cs="sans-serif"/>
+          <w:i w:val="0"/>
+          <w:iCs w:val="0"/>
+          <w:caps w:val="0"/>
+          <w:color w:val="auto"/>
+          <w:spacing w:val="0"/>
+          <w:sz w:val="19"/>
+          <w:szCs w:val="19"/>
+          <w:highlight w:val="yellow"/>
+          <w:shd w:val="clear" w:color="auto" w:fill="auto"/>
+          <w:lang w:val="en-US" w:eastAsia="zh-CN"/>
+        </w:rPr>
+        <w:t>冰冻接入冰冻音效</w:t>
       </w:r>
     </w:p>
     <w:p>
@@ -11322,7 +11323,7 @@
         <w:spacing w:beforeAutospacing="0" w:afterAutospacing="0" w:line="360" w:lineRule="exact"/>
         <w:textAlignment w:val="auto"/>
         <w:rPr>
-          <w:rFonts w:hint="eastAsia" w:ascii="sans-serif" w:hAnsi="sans-serif" w:eastAsia="sans-serif" w:cs="sans-serif"/>
+          <w:rFonts w:hint="default" w:ascii="sans-serif" w:hAnsi="sans-serif" w:eastAsia="sans-serif" w:cs="sans-serif"/>
           <w:i w:val="0"/>
           <w:iCs w:val="0"/>
           <w:caps w:val="0"/>
@@ -11331,7 +11332,7 @@
           <w:kern w:val="0"/>
           <w:sz w:val="19"/>
           <w:szCs w:val="19"/>
-          <w:highlight w:val="red"/>
+          <w:highlight w:val="magenta"/>
           <w:shd w:val="clear" w:color="auto" w:fill="auto"/>
           <w:lang w:val="en-US" w:eastAsia="zh-CN" w:bidi="ar"/>
         </w:rPr>
@@ -11344,14 +11345,13 @@
           <w:caps w:val="0"/>
           <w:color w:val="auto"/>
           <w:spacing w:val="0"/>
-          <w:kern w:val="0"/>
-          <w:sz w:val="19"/>
-          <w:szCs w:val="19"/>
-          <w:highlight w:val="red"/>
-          <w:shd w:val="clear" w:color="auto" w:fill="auto"/>
-          <w:lang w:val="en-US" w:eastAsia="zh-CN" w:bidi="ar"/>
-        </w:rPr>
-        <w:t>无人机空投优化</w:t>
+          <w:sz w:val="19"/>
+          <w:szCs w:val="19"/>
+          <w:highlight w:val="magenta"/>
+          <w:shd w:val="clear" w:color="auto" w:fill="auto"/>
+          <w:lang w:val="en-US" w:eastAsia="zh-CN"/>
+        </w:rPr>
+        <w:t>调试数值平衡。</w:t>
       </w:r>
     </w:p>
     <w:p>
@@ -11378,7 +11378,7 @@
         <w:spacing w:beforeAutospacing="0" w:afterAutospacing="0" w:line="360" w:lineRule="exact"/>
         <w:textAlignment w:val="auto"/>
         <w:rPr>
-          <w:rFonts w:hint="eastAsia" w:ascii="sans-serif" w:hAnsi="sans-serif" w:eastAsia="sans-serif" w:cs="sans-serif"/>
+          <w:rFonts w:hint="default" w:ascii="sans-serif" w:hAnsi="sans-serif" w:eastAsia="sans-serif" w:cs="sans-serif"/>
           <w:i w:val="0"/>
           <w:iCs w:val="0"/>
           <w:caps w:val="0"/>
@@ -11387,7 +11387,7 @@
           <w:kern w:val="0"/>
           <w:sz w:val="19"/>
           <w:szCs w:val="19"/>
-          <w:highlight w:val="red"/>
+          <w:highlight w:val="none"/>
           <w:shd w:val="clear" w:color="auto" w:fill="auto"/>
           <w:lang w:val="en-US" w:eastAsia="zh-CN" w:bidi="ar"/>
         </w:rPr>
@@ -11403,11 +11403,11 @@
           <w:kern w:val="0"/>
           <w:sz w:val="19"/>
           <w:szCs w:val="19"/>
-          <w:highlight w:val="red"/>
+          <w:highlight w:val="none"/>
           <w:shd w:val="clear" w:color="auto" w:fill="auto"/>
           <w:lang w:val="en-US" w:eastAsia="zh-CN" w:bidi="ar"/>
         </w:rPr>
-        <w:t>聚能透镜技能重做，修改为穿透</w:t>
+        <w:t>胜利或失败结算页面的伤害或技能计算文字。</w:t>
       </w:r>
     </w:p>
     <w:p>
@@ -11434,7 +11434,7 @@
         <w:spacing w:beforeAutospacing="0" w:afterAutospacing="0" w:line="360" w:lineRule="exact"/>
         <w:textAlignment w:val="auto"/>
         <w:rPr>
-          <w:rFonts w:hint="eastAsia" w:ascii="sans-serif" w:hAnsi="sans-serif" w:eastAsia="sans-serif" w:cs="sans-serif"/>
+          <w:rFonts w:hint="default" w:ascii="sans-serif" w:hAnsi="sans-serif" w:eastAsia="sans-serif" w:cs="sans-serif"/>
           <w:i w:val="0"/>
           <w:iCs w:val="0"/>
           <w:caps w:val="0"/>
@@ -11443,7 +11443,7 @@
           <w:kern w:val="0"/>
           <w:sz w:val="19"/>
           <w:szCs w:val="19"/>
-          <w:highlight w:val="red"/>
+          <w:highlight w:val="yellow"/>
           <w:shd w:val="clear" w:color="auto" w:fill="auto"/>
           <w:lang w:val="en-US" w:eastAsia="zh-CN" w:bidi="ar"/>
         </w:rPr>
@@ -11459,11 +11459,11 @@
           <w:kern w:val="0"/>
           <w:sz w:val="19"/>
           <w:szCs w:val="19"/>
-          <w:highlight w:val="red"/>
+          <w:highlight w:val="yellow"/>
           <w:shd w:val="clear" w:color="auto" w:fill="auto"/>
           <w:lang w:val="en-US" w:eastAsia="zh-CN" w:bidi="ar"/>
         </w:rPr>
-        <w:t>反射技能重做，改为数据传导</w:t>
+        <w:t>去掉log日志，然后安卓打包测试。</w:t>
       </w:r>
     </w:p>
     <w:p>
@@ -11490,7 +11490,7 @@
         <w:spacing w:beforeAutospacing="0" w:afterAutospacing="0" w:line="360" w:lineRule="exact"/>
         <w:textAlignment w:val="auto"/>
         <w:rPr>
-          <w:rFonts w:hint="eastAsia" w:ascii="sans-serif" w:hAnsi="sans-serif" w:eastAsia="sans-serif" w:cs="sans-serif"/>
+          <w:rFonts w:hint="default" w:ascii="sans-serif" w:hAnsi="sans-serif" w:eastAsia="sans-serif" w:cs="sans-serif"/>
           <w:i w:val="0"/>
           <w:iCs w:val="0"/>
           <w:caps w:val="0"/>
@@ -11519,7 +11519,7 @@
           <w:shd w:val="clear" w:color="auto" w:fill="auto"/>
           <w:lang w:val="en-US" w:eastAsia="zh-CN" w:bidi="ar"/>
         </w:rPr>
-        <w:t>波次调整</w:t>
+        <w:t>查看升级特效是否添加</w:t>
       </w:r>
     </w:p>
     <w:p>
@@ -11546,7 +11546,7 @@
         <w:spacing w:beforeAutospacing="0" w:afterAutospacing="0" w:line="360" w:lineRule="exact"/>
         <w:textAlignment w:val="auto"/>
         <w:rPr>
-          <w:rFonts w:hint="eastAsia" w:ascii="sans-serif" w:hAnsi="sans-serif" w:eastAsia="sans-serif" w:cs="sans-serif"/>
+          <w:rFonts w:hint="default" w:ascii="sans-serif" w:hAnsi="sans-serif" w:eastAsia="sans-serif" w:cs="sans-serif"/>
           <w:i w:val="0"/>
           <w:iCs w:val="0"/>
           <w:caps w:val="0"/>
@@ -11555,7 +11555,7 @@
           <w:kern w:val="0"/>
           <w:sz w:val="19"/>
           <w:szCs w:val="19"/>
-          <w:highlight w:val="red"/>
+          <w:highlight w:val="lightGray"/>
           <w:shd w:val="clear" w:color="auto" w:fill="auto"/>
           <w:lang w:val="en-US" w:eastAsia="zh-CN" w:bidi="ar"/>
         </w:rPr>
@@ -11571,11 +11571,11 @@
           <w:kern w:val="0"/>
           <w:sz w:val="19"/>
           <w:szCs w:val="19"/>
-          <w:highlight w:val="red"/>
+          <w:highlight w:val="lightGray"/>
           <w:shd w:val="clear" w:color="auto" w:fill="auto"/>
           <w:lang w:val="en-US" w:eastAsia="zh-CN" w:bidi="ar"/>
         </w:rPr>
-        <w:t>大招系统（新建）</w:t>
+        <w:t>现在的boss除了砸，也就是野蛮冲撞能给玩家带来伤害，其它的技能都不能伤害到玩家，是否需要修复或者平衡这个问题？</w:t>
       </w:r>
     </w:p>
     <w:p>
@@ -11602,7 +11602,7 @@
         <w:spacing w:beforeAutospacing="0" w:afterAutospacing="0" w:line="360" w:lineRule="exact"/>
         <w:textAlignment w:val="auto"/>
         <w:rPr>
-          <w:rFonts w:hint="eastAsia" w:ascii="sans-serif" w:hAnsi="sans-serif" w:eastAsia="sans-serif" w:cs="sans-serif"/>
+          <w:rFonts w:hint="default" w:ascii="sans-serif" w:hAnsi="sans-serif" w:eastAsia="sans-serif" w:cs="sans-serif"/>
           <w:i w:val="0"/>
           <w:iCs w:val="0"/>
           <w:caps w:val="0"/>
@@ -11631,7 +11631,7 @@
           <w:shd w:val="clear" w:color="auto" w:fill="auto"/>
           <w:lang w:val="en-US" w:eastAsia="zh-CN" w:bidi="ar"/>
         </w:rPr>
-        <w:t>击破boss子弹，子弹爆炸无音效。</w:t>
+        <w:t>添加log日志系统，可以手动开启或关闭log日志。</w:t>
       </w:r>
     </w:p>
     <w:p>
@@ -11658,7 +11658,7 @@
         <w:spacing w:beforeAutospacing="0" w:afterAutospacing="0" w:line="360" w:lineRule="exact"/>
         <w:textAlignment w:val="auto"/>
         <w:rPr>
-          <w:rFonts w:hint="eastAsia" w:ascii="sans-serif" w:hAnsi="sans-serif" w:eastAsia="sans-serif" w:cs="sans-serif"/>
+          <w:rFonts w:hint="default" w:ascii="sans-serif" w:hAnsi="sans-serif" w:eastAsia="sans-serif" w:cs="sans-serif"/>
           <w:i w:val="0"/>
           <w:iCs w:val="0"/>
           <w:caps w:val="0"/>
@@ -11687,7 +11687,7 @@
           <w:shd w:val="clear" w:color="auto" w:fill="auto"/>
           <w:lang w:val="en-US" w:eastAsia="zh-CN" w:bidi="ar"/>
         </w:rPr>
-        <w:t>boss音效加速太快了。</w:t>
+        <w:t>制作启动游戏背景图。</w:t>
       </w:r>
     </w:p>
     <w:p>
@@ -11714,7 +11714,7 @@
         <w:spacing w:beforeAutospacing="0" w:afterAutospacing="0" w:line="360" w:lineRule="exact"/>
         <w:textAlignment w:val="auto"/>
         <w:rPr>
-          <w:rFonts w:hint="eastAsia" w:ascii="sans-serif" w:hAnsi="sans-serif" w:eastAsia="sans-serif" w:cs="sans-serif"/>
+          <w:rFonts w:hint="default" w:ascii="sans-serif" w:hAnsi="sans-serif" w:eastAsia="sans-serif" w:cs="sans-serif"/>
           <w:i w:val="0"/>
           <w:iCs w:val="0"/>
           <w:caps w:val="0"/>
@@ -11743,7 +11743,7 @@
           <w:shd w:val="clear" w:color="auto" w:fill="auto"/>
           <w:lang w:val="en-US" w:eastAsia="zh-CN" w:bidi="ar"/>
         </w:rPr>
-        <w:t>修改Drifter（漂移者）怪物机制，现在玩家有点激光打不到，而且还会强力撞击到玩家的护盾。</w:t>
+        <w:t xml:space="preserve">完善体力值恢复。 </w:t>
       </w:r>
     </w:p>
     <w:p>
@@ -11770,7 +11770,7 @@
         <w:spacing w:beforeAutospacing="0" w:afterAutospacing="0" w:line="360" w:lineRule="exact"/>
         <w:textAlignment w:val="auto"/>
         <w:rPr>
-          <w:rFonts w:hint="eastAsia" w:ascii="sans-serif" w:hAnsi="sans-serif" w:eastAsia="sans-serif" w:cs="sans-serif"/>
+          <w:rFonts w:hint="default" w:ascii="sans-serif" w:hAnsi="sans-serif" w:eastAsia="sans-serif" w:cs="sans-serif"/>
           <w:i w:val="0"/>
           <w:iCs w:val="0"/>
           <w:caps w:val="0"/>
@@ -11799,7 +11799,7 @@
           <w:shd w:val="clear" w:color="auto" w:fill="auto"/>
           <w:lang w:val="en-US" w:eastAsia="zh-CN" w:bidi="ar"/>
         </w:rPr>
-        <w:t>修改和调整玩家激光的攻击数值，现在的攻击数值和怪物血量只是X10，没有真正思考游戏节奏感。而且基本上都是整数。</w:t>
+        <w:t>增加手机内相关震动效果。</w:t>
       </w:r>
     </w:p>
     <w:p>
@@ -11826,7 +11826,7 @@
         <w:spacing w:beforeAutospacing="0" w:afterAutospacing="0" w:line="360" w:lineRule="exact"/>
         <w:textAlignment w:val="auto"/>
         <w:rPr>
-          <w:rFonts w:hint="eastAsia" w:ascii="sans-serif" w:hAnsi="sans-serif" w:eastAsia="sans-serif" w:cs="sans-serif"/>
+          <w:rFonts w:hint="default" w:ascii="sans-serif" w:hAnsi="sans-serif" w:eastAsia="sans-serif" w:cs="sans-serif"/>
           <w:i w:val="0"/>
           <w:iCs w:val="0"/>
           <w:caps w:val="0"/>
@@ -11855,7 +11855,7 @@
           <w:shd w:val="clear" w:color="auto" w:fill="auto"/>
           <w:lang w:val="en-US" w:eastAsia="zh-CN" w:bidi="ar"/>
         </w:rPr>
-        <w:t>主界面美术重新设计。</w:t>
+        <w:t>增加一个虚拟摇杆</w:t>
       </w:r>
     </w:p>
     <w:p>
@@ -11911,7 +11911,7 @@
           <w:shd w:val="clear" w:color="auto" w:fill="auto"/>
           <w:lang w:val="en-US" w:eastAsia="zh-CN" w:bidi="ar"/>
         </w:rPr>
-        <w:t>新增熔岩和极寒关卡的场景美术，怪物等。</w:t>
+        <w:t>数值膨胀（DPS、怪物血量）</w:t>
       </w:r>
     </w:p>
     <w:p>
@@ -11967,7 +11967,7 @@
           <w:shd w:val="clear" w:color="auto" w:fill="auto"/>
           <w:lang w:val="en-US" w:eastAsia="zh-CN" w:bidi="ar"/>
         </w:rPr>
-        <w:t>新增排行榜美术设计。</w:t>
+        <w:t>波次调整</w:t>
       </w:r>
     </w:p>
     <w:p>
@@ -12023,7 +12023,7 @@
           <w:shd w:val="clear" w:color="auto" w:fill="auto"/>
           <w:lang w:val="en-US" w:eastAsia="zh-CN" w:bidi="ar"/>
         </w:rPr>
-        <w:t>新增科技界面美术设计。</w:t>
+        <w:t>击破boss子弹，子弹爆炸无音效。</w:t>
       </w:r>
     </w:p>
     <w:p>
@@ -12079,7 +12079,7 @@
           <w:shd w:val="clear" w:color="auto" w:fill="auto"/>
           <w:lang w:val="en-US" w:eastAsia="zh-CN" w:bidi="ar"/>
         </w:rPr>
-        <w:t>玩的不爽的点，选择击退模块技能，没有体现出效果。（没有击退小怪的感觉）。弹球怪被激光射击后飘来飘去，打不到。</w:t>
+        <w:t>boss音效加速太快了。</w:t>
       </w:r>
     </w:p>
     <w:p>
@@ -12135,7 +12135,7 @@
           <w:shd w:val="clear" w:color="auto" w:fill="auto"/>
           <w:lang w:val="en-US" w:eastAsia="zh-CN" w:bidi="ar"/>
         </w:rPr>
-        <w:t>BUG,通过无人机空投增加激光长度后，在战斗中，感觉激光的碰撞体没有实际增加，所以怪物还是在原来的激光长度下，才能扣除伤害和碰撞。</w:t>
+        <w:t>修改Drifter（漂移者）怪物机制，现在玩家有点激光打不到，而且还会强力撞击到玩家的护盾。</w:t>
       </w:r>
     </w:p>
     <w:p>
@@ -12191,7 +12191,7 @@
           <w:shd w:val="clear" w:color="auto" w:fill="auto"/>
           <w:lang w:val="en-US" w:eastAsia="zh-CN" w:bidi="ar"/>
         </w:rPr>
-        <w:t>BUG，不知道什么原因，大招充能满后无法点击。也无报错。</w:t>
+        <w:t>修改和调整玩家激光的攻击数值，现在的攻击数值和怪物血量只是X10，没有真正思考游戏节奏感。而且基本上都是整数。</w:t>
       </w:r>
     </w:p>
     <w:p>
@@ -12227,7 +12227,7 @@
           <w:kern w:val="0"/>
           <w:sz w:val="19"/>
           <w:szCs w:val="19"/>
-          <w:highlight w:val="none"/>
+          <w:highlight w:val="yellow"/>
           <w:shd w:val="clear" w:color="auto" w:fill="auto"/>
           <w:lang w:val="en-US" w:eastAsia="zh-CN" w:bidi="ar"/>
         </w:rPr>
@@ -12243,11 +12243,11 @@
           <w:kern w:val="0"/>
           <w:sz w:val="19"/>
           <w:szCs w:val="19"/>
-          <w:highlight w:val="none"/>
+          <w:highlight w:val="yellow"/>
           <w:shd w:val="clear" w:color="auto" w:fill="auto"/>
           <w:lang w:val="en-US" w:eastAsia="zh-CN" w:bidi="ar"/>
         </w:rPr>
-        <w:t>选择传导激光的技能，需要修改传导的激光颜色和主激光是一个颜色，例如住激光选择了聚能透镜或极寒技能，变成红色或者蓝色，选择传导激光，也需要变成红色或者蓝色。</w:t>
+        <w:t>新增熔岩和极寒关卡的场景美术，怪物等，阻挡激光的岩浆怪和带护盾的冰甲怪做完。</w:t>
       </w:r>
     </w:p>
     <w:p>
@@ -12303,7 +12303,7 @@
           <w:shd w:val="clear" w:color="auto" w:fill="auto"/>
           <w:lang w:val="en-US" w:eastAsia="zh-CN" w:bidi="ar"/>
         </w:rPr>
-        <w:t>大招激光长度增加3</w:t>
+        <w:t>玩的不爽的点，选择击退模块技能，没有体现出效果。（没有击退小怪的感觉）。弹球怪被激光射击后飘来飘去，打不到。</w:t>
       </w:r>
     </w:p>
     <w:p>
@@ -12359,7 +12359,567 @@
           <w:shd w:val="clear" w:color="auto" w:fill="auto"/>
           <w:lang w:val="en-US" w:eastAsia="zh-CN" w:bidi="ar"/>
         </w:rPr>
+        <w:t>BUG,通过无人机空投增加激光长度后，在战斗中，感觉激光的碰撞体没有实际增加，所以怪物还是在原来的激光长度下，才能扣除伤害和碰撞。</w:t>
+      </w:r>
+    </w:p>
+    <w:p>
+      <w:pPr>
+        <w:pStyle w:val="6"/>
+        <w:keepNext w:val="0"/>
+        <w:keepLines w:val="0"/>
+        <w:pageBreakBefore w:val="0"/>
+        <w:widowControl/>
+        <w:numPr>
+          <w:ilvl w:val="0"/>
+          <w:numId w:val="2"/>
+        </w:numPr>
+        <w:suppressLineNumbers w:val="0"/>
+        <w:kinsoku/>
+        <w:wordWrap/>
+        <w:overflowPunct/>
+        <w:topLinePunct w:val="0"/>
+        <w:autoSpaceDE/>
+        <w:autoSpaceDN/>
+        <w:bidi w:val="0"/>
+        <w:adjustRightInd/>
+        <w:snapToGrid/>
+        <w:spacing w:beforeAutospacing="0" w:afterAutospacing="0" w:line="360" w:lineRule="exact"/>
+        <w:textAlignment w:val="auto"/>
+        <w:rPr>
+          <w:rFonts w:hint="eastAsia" w:ascii="sans-serif" w:hAnsi="sans-serif" w:eastAsia="sans-serif" w:cs="sans-serif"/>
+          <w:i w:val="0"/>
+          <w:iCs w:val="0"/>
+          <w:caps w:val="0"/>
+          <w:color w:val="auto"/>
+          <w:spacing w:val="0"/>
+          <w:kern w:val="0"/>
+          <w:sz w:val="19"/>
+          <w:szCs w:val="19"/>
+          <w:highlight w:val="none"/>
+          <w:shd w:val="clear" w:color="auto" w:fill="auto"/>
+          <w:lang w:val="en-US" w:eastAsia="zh-CN" w:bidi="ar"/>
+        </w:rPr>
+      </w:pPr>
+      <w:r>
+        <w:rPr>
+          <w:rFonts w:hint="eastAsia" w:ascii="sans-serif" w:hAnsi="sans-serif" w:eastAsia="sans-serif" w:cs="sans-serif"/>
+          <w:i w:val="0"/>
+          <w:iCs w:val="0"/>
+          <w:caps w:val="0"/>
+          <w:color w:val="auto"/>
+          <w:spacing w:val="0"/>
+          <w:kern w:val="0"/>
+          <w:sz w:val="19"/>
+          <w:szCs w:val="19"/>
+          <w:highlight w:val="none"/>
+          <w:shd w:val="clear" w:color="auto" w:fill="auto"/>
+          <w:lang w:val="en-US" w:eastAsia="zh-CN" w:bidi="ar"/>
+        </w:rPr>
+        <w:t>BUG，不知道什么原因，大招充能满后无法点击。也无报错。</w:t>
+      </w:r>
+    </w:p>
+    <w:p>
+      <w:pPr>
+        <w:pStyle w:val="6"/>
+        <w:keepNext w:val="0"/>
+        <w:keepLines w:val="0"/>
+        <w:pageBreakBefore w:val="0"/>
+        <w:widowControl/>
+        <w:numPr>
+          <w:ilvl w:val="0"/>
+          <w:numId w:val="2"/>
+        </w:numPr>
+        <w:suppressLineNumbers w:val="0"/>
+        <w:kinsoku/>
+        <w:wordWrap/>
+        <w:overflowPunct/>
+        <w:topLinePunct w:val="0"/>
+        <w:autoSpaceDE/>
+        <w:autoSpaceDN/>
+        <w:bidi w:val="0"/>
+        <w:adjustRightInd/>
+        <w:snapToGrid/>
+        <w:spacing w:beforeAutospacing="0" w:afterAutospacing="0" w:line="360" w:lineRule="exact"/>
+        <w:textAlignment w:val="auto"/>
+        <w:rPr>
+          <w:rFonts w:hint="eastAsia" w:ascii="sans-serif" w:hAnsi="sans-serif" w:eastAsia="sans-serif" w:cs="sans-serif"/>
+          <w:i w:val="0"/>
+          <w:iCs w:val="0"/>
+          <w:caps w:val="0"/>
+          <w:color w:val="auto"/>
+          <w:spacing w:val="0"/>
+          <w:kern w:val="0"/>
+          <w:sz w:val="19"/>
+          <w:szCs w:val="19"/>
+          <w:highlight w:val="none"/>
+          <w:shd w:val="clear" w:color="auto" w:fill="auto"/>
+          <w:lang w:val="en-US" w:eastAsia="zh-CN" w:bidi="ar"/>
+        </w:rPr>
+      </w:pPr>
+      <w:r>
+        <w:rPr>
+          <w:rFonts w:hint="eastAsia" w:ascii="sans-serif" w:hAnsi="sans-serif" w:eastAsia="sans-serif" w:cs="sans-serif"/>
+          <w:i w:val="0"/>
+          <w:iCs w:val="0"/>
+          <w:caps w:val="0"/>
+          <w:color w:val="auto"/>
+          <w:spacing w:val="0"/>
+          <w:kern w:val="0"/>
+          <w:sz w:val="19"/>
+          <w:szCs w:val="19"/>
+          <w:highlight w:val="none"/>
+          <w:shd w:val="clear" w:color="auto" w:fill="auto"/>
+          <w:lang w:val="en-US" w:eastAsia="zh-CN" w:bidi="ar"/>
+        </w:rPr>
+        <w:t>选择传导激光的技能，需要修改传导的激光颜色和主激光是一个颜色，例如住激光选择了聚能透镜或极寒技能，变成红色或者蓝色，选择传导激光，也需要变成红色或者蓝色。</w:t>
+      </w:r>
+    </w:p>
+    <w:p>
+      <w:pPr>
+        <w:pStyle w:val="6"/>
+        <w:keepNext w:val="0"/>
+        <w:keepLines w:val="0"/>
+        <w:pageBreakBefore w:val="0"/>
+        <w:widowControl/>
+        <w:numPr>
+          <w:ilvl w:val="0"/>
+          <w:numId w:val="2"/>
+        </w:numPr>
+        <w:suppressLineNumbers w:val="0"/>
+        <w:kinsoku/>
+        <w:wordWrap/>
+        <w:overflowPunct/>
+        <w:topLinePunct w:val="0"/>
+        <w:autoSpaceDE/>
+        <w:autoSpaceDN/>
+        <w:bidi w:val="0"/>
+        <w:adjustRightInd/>
+        <w:snapToGrid/>
+        <w:spacing w:beforeAutospacing="0" w:afterAutospacing="0" w:line="360" w:lineRule="exact"/>
+        <w:textAlignment w:val="auto"/>
+        <w:rPr>
+          <w:rFonts w:hint="eastAsia" w:ascii="sans-serif" w:hAnsi="sans-serif" w:eastAsia="sans-serif" w:cs="sans-serif"/>
+          <w:i w:val="0"/>
+          <w:iCs w:val="0"/>
+          <w:caps w:val="0"/>
+          <w:color w:val="auto"/>
+          <w:spacing w:val="0"/>
+          <w:kern w:val="0"/>
+          <w:sz w:val="19"/>
+          <w:szCs w:val="19"/>
+          <w:highlight w:val="none"/>
+          <w:shd w:val="clear" w:color="auto" w:fill="auto"/>
+          <w:lang w:val="en-US" w:eastAsia="zh-CN" w:bidi="ar"/>
+        </w:rPr>
+      </w:pPr>
+      <w:r>
+        <w:rPr>
+          <w:rFonts w:hint="eastAsia" w:ascii="sans-serif" w:hAnsi="sans-serif" w:eastAsia="sans-serif" w:cs="sans-serif"/>
+          <w:i w:val="0"/>
+          <w:iCs w:val="0"/>
+          <w:caps w:val="0"/>
+          <w:color w:val="auto"/>
+          <w:spacing w:val="0"/>
+          <w:kern w:val="0"/>
+          <w:sz w:val="19"/>
+          <w:szCs w:val="19"/>
+          <w:highlight w:val="none"/>
+          <w:shd w:val="clear" w:color="auto" w:fill="auto"/>
+          <w:lang w:val="en-US" w:eastAsia="zh-CN" w:bidi="ar"/>
+        </w:rPr>
+        <w:t>大招激光长度增加3</w:t>
+      </w:r>
+    </w:p>
+    <w:p>
+      <w:pPr>
+        <w:pStyle w:val="6"/>
+        <w:keepNext w:val="0"/>
+        <w:keepLines w:val="0"/>
+        <w:pageBreakBefore w:val="0"/>
+        <w:widowControl/>
+        <w:numPr>
+          <w:ilvl w:val="0"/>
+          <w:numId w:val="2"/>
+        </w:numPr>
+        <w:suppressLineNumbers w:val="0"/>
+        <w:kinsoku/>
+        <w:wordWrap/>
+        <w:overflowPunct/>
+        <w:topLinePunct w:val="0"/>
+        <w:autoSpaceDE/>
+        <w:autoSpaceDN/>
+        <w:bidi w:val="0"/>
+        <w:adjustRightInd/>
+        <w:snapToGrid/>
+        <w:spacing w:beforeAutospacing="0" w:afterAutospacing="0" w:line="360" w:lineRule="exact"/>
+        <w:textAlignment w:val="auto"/>
+        <w:rPr>
+          <w:rFonts w:hint="eastAsia" w:ascii="sans-serif" w:hAnsi="sans-serif" w:eastAsia="sans-serif" w:cs="sans-serif"/>
+          <w:i w:val="0"/>
+          <w:iCs w:val="0"/>
+          <w:caps w:val="0"/>
+          <w:color w:val="auto"/>
+          <w:spacing w:val="0"/>
+          <w:kern w:val="0"/>
+          <w:sz w:val="19"/>
+          <w:szCs w:val="19"/>
+          <w:highlight w:val="none"/>
+          <w:shd w:val="clear" w:color="auto" w:fill="auto"/>
+          <w:lang w:val="en-US" w:eastAsia="zh-CN" w:bidi="ar"/>
+        </w:rPr>
+      </w:pPr>
+      <w:r>
+        <w:rPr>
+          <w:rFonts w:hint="eastAsia" w:ascii="sans-serif" w:hAnsi="sans-serif" w:eastAsia="sans-serif" w:cs="sans-serif"/>
+          <w:i w:val="0"/>
+          <w:iCs w:val="0"/>
+          <w:caps w:val="0"/>
+          <w:color w:val="auto"/>
+          <w:spacing w:val="0"/>
+          <w:kern w:val="0"/>
+          <w:sz w:val="19"/>
+          <w:szCs w:val="19"/>
+          <w:highlight w:val="none"/>
+          <w:shd w:val="clear" w:color="auto" w:fill="auto"/>
+          <w:lang w:val="en-US" w:eastAsia="zh-CN" w:bidi="ar"/>
+        </w:rPr>
         <w:t>BUG，偶尔打boss会出现没有飘字显示。</w:t>
+      </w:r>
+    </w:p>
+    <w:p>
+      <w:pPr>
+        <w:pStyle w:val="6"/>
+        <w:keepNext w:val="0"/>
+        <w:keepLines w:val="0"/>
+        <w:pageBreakBefore w:val="0"/>
+        <w:widowControl/>
+        <w:numPr>
+          <w:ilvl w:val="0"/>
+          <w:numId w:val="2"/>
+        </w:numPr>
+        <w:suppressLineNumbers w:val="0"/>
+        <w:kinsoku/>
+        <w:wordWrap/>
+        <w:overflowPunct/>
+        <w:topLinePunct w:val="0"/>
+        <w:autoSpaceDE/>
+        <w:autoSpaceDN/>
+        <w:bidi w:val="0"/>
+        <w:adjustRightInd/>
+        <w:snapToGrid/>
+        <w:spacing w:beforeAutospacing="0" w:afterAutospacing="0" w:line="360" w:lineRule="exact"/>
+        <w:textAlignment w:val="auto"/>
+        <w:rPr>
+          <w:rFonts w:hint="eastAsia" w:ascii="sans-serif" w:hAnsi="sans-serif" w:eastAsia="sans-serif" w:cs="sans-serif"/>
+          <w:i w:val="0"/>
+          <w:iCs w:val="0"/>
+          <w:caps w:val="0"/>
+          <w:color w:val="auto"/>
+          <w:spacing w:val="0"/>
+          <w:kern w:val="0"/>
+          <w:sz w:val="19"/>
+          <w:szCs w:val="19"/>
+          <w:highlight w:val="none"/>
+          <w:shd w:val="clear" w:color="auto" w:fill="auto"/>
+          <w:lang w:val="en-US" w:eastAsia="zh-CN" w:bidi="ar"/>
+        </w:rPr>
+      </w:pPr>
+      <w:r>
+        <w:rPr>
+          <w:rFonts w:hint="eastAsia" w:ascii="sans-serif" w:hAnsi="sans-serif" w:eastAsia="sans-serif" w:cs="sans-serif"/>
+          <w:i w:val="0"/>
+          <w:iCs w:val="0"/>
+          <w:caps w:val="0"/>
+          <w:color w:val="auto"/>
+          <w:spacing w:val="0"/>
+          <w:kern w:val="0"/>
+          <w:sz w:val="19"/>
+          <w:szCs w:val="19"/>
+          <w:highlight w:val="none"/>
+          <w:shd w:val="clear" w:color="auto" w:fill="auto"/>
+          <w:lang w:val="en-US" w:eastAsia="zh-CN" w:bidi="ar"/>
+        </w:rPr>
+        <w:t>完成科技树界面功能。</w:t>
+      </w:r>
+    </w:p>
+    <w:p>
+      <w:pPr>
+        <w:pStyle w:val="6"/>
+        <w:keepNext w:val="0"/>
+        <w:keepLines w:val="0"/>
+        <w:pageBreakBefore w:val="0"/>
+        <w:widowControl/>
+        <w:numPr>
+          <w:ilvl w:val="0"/>
+          <w:numId w:val="2"/>
+        </w:numPr>
+        <w:suppressLineNumbers w:val="0"/>
+        <w:kinsoku/>
+        <w:wordWrap/>
+        <w:overflowPunct/>
+        <w:topLinePunct w:val="0"/>
+        <w:autoSpaceDE/>
+        <w:autoSpaceDN/>
+        <w:bidi w:val="0"/>
+        <w:adjustRightInd/>
+        <w:snapToGrid/>
+        <w:spacing w:beforeAutospacing="0" w:afterAutospacing="0" w:line="360" w:lineRule="exact"/>
+        <w:textAlignment w:val="auto"/>
+        <w:rPr>
+          <w:rFonts w:hint="eastAsia" w:ascii="sans-serif" w:hAnsi="sans-serif" w:eastAsia="sans-serif" w:cs="sans-serif"/>
+          <w:i w:val="0"/>
+          <w:iCs w:val="0"/>
+          <w:caps w:val="0"/>
+          <w:color w:val="auto"/>
+          <w:spacing w:val="0"/>
+          <w:kern w:val="0"/>
+          <w:sz w:val="19"/>
+          <w:szCs w:val="19"/>
+          <w:highlight w:val="none"/>
+          <w:shd w:val="clear" w:color="auto" w:fill="auto"/>
+          <w:lang w:val="en-US" w:eastAsia="zh-CN" w:bidi="ar"/>
+        </w:rPr>
+      </w:pPr>
+      <w:r>
+        <w:rPr>
+          <w:rFonts w:hint="eastAsia" w:ascii="sans-serif" w:hAnsi="sans-serif" w:eastAsia="sans-serif" w:cs="sans-serif"/>
+          <w:i w:val="0"/>
+          <w:iCs w:val="0"/>
+          <w:caps w:val="0"/>
+          <w:color w:val="auto"/>
+          <w:spacing w:val="0"/>
+          <w:kern w:val="0"/>
+          <w:sz w:val="19"/>
+          <w:szCs w:val="19"/>
+          <w:highlight w:val="none"/>
+          <w:shd w:val="clear" w:color="auto" w:fill="auto"/>
+          <w:lang w:val="en-US" w:eastAsia="zh-CN" w:bidi="ar"/>
+        </w:rPr>
+        <w:t>制作新手引导系统，1-3波的渐进式教学、三色箱子教程和操作引导。</w:t>
+      </w:r>
+    </w:p>
+    <w:p>
+      <w:pPr>
+        <w:pStyle w:val="6"/>
+        <w:keepNext w:val="0"/>
+        <w:keepLines w:val="0"/>
+        <w:pageBreakBefore w:val="0"/>
+        <w:widowControl/>
+        <w:numPr>
+          <w:ilvl w:val="0"/>
+          <w:numId w:val="2"/>
+        </w:numPr>
+        <w:suppressLineNumbers w:val="0"/>
+        <w:kinsoku/>
+        <w:wordWrap/>
+        <w:overflowPunct/>
+        <w:topLinePunct w:val="0"/>
+        <w:autoSpaceDE/>
+        <w:autoSpaceDN/>
+        <w:bidi w:val="0"/>
+        <w:adjustRightInd/>
+        <w:snapToGrid/>
+        <w:spacing w:beforeAutospacing="0" w:afterAutospacing="0" w:line="360" w:lineRule="exact"/>
+        <w:textAlignment w:val="auto"/>
+        <w:rPr>
+          <w:rFonts w:hint="eastAsia" w:ascii="sans-serif" w:hAnsi="sans-serif" w:eastAsia="sans-serif" w:cs="sans-serif"/>
+          <w:i w:val="0"/>
+          <w:iCs w:val="0"/>
+          <w:caps w:val="0"/>
+          <w:color w:val="auto"/>
+          <w:spacing w:val="0"/>
+          <w:kern w:val="0"/>
+          <w:sz w:val="19"/>
+          <w:szCs w:val="19"/>
+          <w:highlight w:val="none"/>
+          <w:shd w:val="clear" w:color="auto" w:fill="auto"/>
+          <w:lang w:val="en-US" w:eastAsia="zh-CN" w:bidi="ar"/>
+        </w:rPr>
+      </w:pPr>
+      <w:r>
+        <w:rPr>
+          <w:rFonts w:hint="eastAsia" w:ascii="sans-serif" w:hAnsi="sans-serif" w:eastAsia="sans-serif" w:cs="sans-serif"/>
+          <w:i w:val="0"/>
+          <w:iCs w:val="0"/>
+          <w:caps w:val="0"/>
+          <w:color w:val="auto"/>
+          <w:spacing w:val="0"/>
+          <w:kern w:val="0"/>
+          <w:sz w:val="19"/>
+          <w:szCs w:val="19"/>
+          <w:highlight w:val="none"/>
+          <w:shd w:val="clear" w:color="auto" w:fill="auto"/>
+          <w:lang w:val="en-US" w:eastAsia="zh-CN" w:bidi="ar"/>
+        </w:rPr>
+        <w:t>制作数据埋点。</w:t>
+      </w:r>
+    </w:p>
+    <w:p>
+      <w:pPr>
+        <w:pStyle w:val="6"/>
+        <w:keepNext w:val="0"/>
+        <w:keepLines w:val="0"/>
+        <w:pageBreakBefore w:val="0"/>
+        <w:widowControl/>
+        <w:numPr>
+          <w:ilvl w:val="0"/>
+          <w:numId w:val="2"/>
+        </w:numPr>
+        <w:suppressLineNumbers w:val="0"/>
+        <w:kinsoku/>
+        <w:wordWrap/>
+        <w:overflowPunct/>
+        <w:topLinePunct w:val="0"/>
+        <w:autoSpaceDE/>
+        <w:autoSpaceDN/>
+        <w:bidi w:val="0"/>
+        <w:adjustRightInd/>
+        <w:snapToGrid/>
+        <w:spacing w:beforeAutospacing="0" w:afterAutospacing="0" w:line="360" w:lineRule="exact"/>
+        <w:textAlignment w:val="auto"/>
+        <w:rPr>
+          <w:rFonts w:hint="eastAsia" w:ascii="sans-serif" w:hAnsi="sans-serif" w:eastAsia="sans-serif" w:cs="sans-serif"/>
+          <w:i w:val="0"/>
+          <w:iCs w:val="0"/>
+          <w:caps w:val="0"/>
+          <w:color w:val="auto"/>
+          <w:spacing w:val="0"/>
+          <w:kern w:val="0"/>
+          <w:sz w:val="19"/>
+          <w:szCs w:val="19"/>
+          <w:highlight w:val="none"/>
+          <w:shd w:val="clear" w:color="auto" w:fill="auto"/>
+          <w:lang w:val="en-US" w:eastAsia="zh-CN" w:bidi="ar"/>
+        </w:rPr>
+      </w:pPr>
+      <w:r>
+        <w:rPr>
+          <w:rFonts w:hint="eastAsia" w:ascii="sans-serif" w:hAnsi="sans-serif" w:eastAsia="sans-serif" w:cs="sans-serif"/>
+          <w:i w:val="0"/>
+          <w:iCs w:val="0"/>
+          <w:caps w:val="0"/>
+          <w:color w:val="auto"/>
+          <w:spacing w:val="0"/>
+          <w:kern w:val="0"/>
+          <w:sz w:val="19"/>
+          <w:szCs w:val="19"/>
+          <w:highlight w:val="none"/>
+          <w:shd w:val="clear" w:color="auto" w:fill="auto"/>
+          <w:lang w:val="en-US" w:eastAsia="zh-CN" w:bidi="ar"/>
+        </w:rPr>
+        <w:t>添加IAA广告系统，把复活和技能Reroll的激励视频坑位接上。</w:t>
+      </w:r>
+    </w:p>
+    <w:p>
+      <w:pPr>
+        <w:pStyle w:val="6"/>
+        <w:keepNext w:val="0"/>
+        <w:keepLines w:val="0"/>
+        <w:pageBreakBefore w:val="0"/>
+        <w:widowControl/>
+        <w:numPr>
+          <w:ilvl w:val="0"/>
+          <w:numId w:val="2"/>
+        </w:numPr>
+        <w:suppressLineNumbers w:val="0"/>
+        <w:kinsoku/>
+        <w:wordWrap/>
+        <w:overflowPunct/>
+        <w:topLinePunct w:val="0"/>
+        <w:autoSpaceDE/>
+        <w:autoSpaceDN/>
+        <w:bidi w:val="0"/>
+        <w:adjustRightInd/>
+        <w:snapToGrid/>
+        <w:spacing w:beforeAutospacing="0" w:afterAutospacing="0" w:line="360" w:lineRule="exact"/>
+        <w:textAlignment w:val="auto"/>
+        <w:rPr>
+          <w:rFonts w:hint="eastAsia" w:ascii="sans-serif" w:hAnsi="sans-serif" w:eastAsia="sans-serif" w:cs="sans-serif"/>
+          <w:i w:val="0"/>
+          <w:iCs w:val="0"/>
+          <w:caps w:val="0"/>
+          <w:color w:val="auto"/>
+          <w:spacing w:val="0"/>
+          <w:kern w:val="0"/>
+          <w:sz w:val="19"/>
+          <w:szCs w:val="19"/>
+          <w:highlight w:val="none"/>
+          <w:shd w:val="clear" w:color="auto" w:fill="auto"/>
+          <w:lang w:val="en-US" w:eastAsia="zh-CN" w:bidi="ar"/>
+        </w:rPr>
+      </w:pPr>
+      <w:r>
+        <w:rPr>
+          <w:rFonts w:hint="eastAsia" w:ascii="sans-serif" w:hAnsi="sans-serif" w:eastAsia="sans-serif" w:cs="sans-serif"/>
+          <w:i w:val="0"/>
+          <w:iCs w:val="0"/>
+          <w:caps w:val="0"/>
+          <w:color w:val="auto"/>
+          <w:spacing w:val="0"/>
+          <w:kern w:val="0"/>
+          <w:sz w:val="19"/>
+          <w:szCs w:val="19"/>
+          <w:highlight w:val="none"/>
+          <w:shd w:val="clear" w:color="auto" w:fill="auto"/>
+          <w:lang w:val="en-US" w:eastAsia="zh-CN" w:bidi="ar"/>
+        </w:rPr>
+        <w:t>战斗内经验等级没有增加BUG。</w:t>
+      </w:r>
+    </w:p>
+    <w:p>
+      <w:pPr>
+        <w:pStyle w:val="6"/>
+        <w:keepNext w:val="0"/>
+        <w:keepLines w:val="0"/>
+        <w:pageBreakBefore w:val="0"/>
+        <w:widowControl/>
+        <w:numPr>
+          <w:ilvl w:val="0"/>
+          <w:numId w:val="2"/>
+        </w:numPr>
+        <w:suppressLineNumbers w:val="0"/>
+        <w:kinsoku/>
+        <w:wordWrap/>
+        <w:overflowPunct/>
+        <w:topLinePunct w:val="0"/>
+        <w:autoSpaceDE/>
+        <w:autoSpaceDN/>
+        <w:bidi w:val="0"/>
+        <w:adjustRightInd/>
+        <w:snapToGrid/>
+        <w:spacing w:beforeAutospacing="0" w:afterAutospacing="0" w:line="360" w:lineRule="exact"/>
+        <w:textAlignment w:val="auto"/>
+        <w:rPr>
+          <w:rFonts w:hint="eastAsia" w:ascii="sans-serif" w:hAnsi="sans-serif" w:eastAsia="sans-serif" w:cs="sans-serif"/>
+          <w:i w:val="0"/>
+          <w:iCs w:val="0"/>
+          <w:caps w:val="0"/>
+          <w:color w:val="auto"/>
+          <w:spacing w:val="0"/>
+          <w:kern w:val="0"/>
+          <w:sz w:val="19"/>
+          <w:szCs w:val="19"/>
+          <w:highlight w:val="none"/>
+          <w:shd w:val="clear" w:color="auto" w:fill="auto"/>
+          <w:lang w:val="en-US" w:eastAsia="zh-CN" w:bidi="ar"/>
+        </w:rPr>
+      </w:pPr>
+      <w:r>
+        <w:rPr>
+          <w:rFonts w:hint="eastAsia" w:ascii="sans-serif" w:hAnsi="sans-serif" w:eastAsia="sans-serif" w:cs="sans-serif"/>
+          <w:i w:val="0"/>
+          <w:iCs w:val="0"/>
+          <w:caps w:val="0"/>
+          <w:color w:val="auto"/>
+          <w:spacing w:val="0"/>
+          <w:kern w:val="0"/>
+          <w:sz w:val="19"/>
+          <w:szCs w:val="19"/>
+          <w:highlight w:val="none"/>
+          <w:shd w:val="clear" w:color="auto" w:fill="auto"/>
+          <w:lang w:val="en-US" w:eastAsia="zh-CN" w:bidi="ar"/>
+        </w:rPr>
+        <w:t>一局战斗物资的掉落解锁。例如合成需要的图纸，装备需要的物品等等。</w:t>
       </w:r>
       <w:bookmarkStart w:id="0" w:name="_GoBack"/>
       <w:bookmarkEnd w:id="0"/>
@@ -12371,6 +12931,44 @@
         <w:keepLines w:val="0"/>
         <w:widowControl/>
         <w:suppressLineNumbers w:val="0"/>
+      </w:pPr>
+    </w:p>
+    <w:p/>
+    <w:p/>
+    <w:p>
+      <w:pPr>
+        <w:rPr>
+          <w:rFonts w:hint="eastAsia"/>
+        </w:rPr>
+      </w:pPr>
+      <w:r>
+        <w:rPr>
+          <w:rFonts w:hint="eastAsia"/>
+        </w:rPr>
+        <w:t>穿戴： 点击背包内的装备 -&gt; 弹出详情弹窗（显示属性对比） -&gt; 点击“装备”按钮 -&gt; 替换当前槽位。</w:t>
+      </w:r>
+    </w:p>
+    <w:p>
+      <w:pPr>
+        <w:rPr>
+          <w:rFonts w:hint="eastAsia"/>
+          <w:lang w:val="en-US" w:eastAsia="zh-CN"/>
+        </w:rPr>
+      </w:pPr>
+      <w:r>
+        <w:rPr>
+          <w:rFonts w:hint="eastAsia"/>
+          <w:lang w:val="en-US" w:eastAsia="zh-CN"/>
+        </w:rPr>
+        <w:t>点击一键合成按钮，背包内的三个一样的图标如何合成？动画怎么表现？是再背包中最靠近前面的那个图标显示时，播放一个合成特效，然后边框和图标内的物品都变成更高品质的图标图片？下面的那2个自动消失？然后重新排列背包么？</w:t>
+      </w:r>
+    </w:p>
+    <w:p>
+      <w:pPr>
+        <w:rPr>
+          <w:rFonts w:hint="default"/>
+          <w:lang w:val="en-US" w:eastAsia="zh-CN"/>
+        </w:rPr>
       </w:pPr>
     </w:p>
     <w:p>
